--- a/Knowledge/2-Science/1-Formal sciences/0-Intro to Formal sciences/4-Multi Sources/0-General information/Sources.docx
+++ b/Knowledge/2-Science/1-Formal sciences/0-Intro to Formal sciences/4-Multi Sources/0-General information/Sources.docx
@@ -17,7 +17,34 @@
         <w:t>* Download Name</w:t>
       </w:r>
       <w:r>
-        <w:t>: Assertion vs Statement</w:t>
+        <w:t xml:space="preserve">: </w:t>
+      </w:r>
+      <w:r>
+        <w:t>[</w:t>
+      </w:r>
+      <w:r>
+        <w:t>logic - Assertion vs Statement - Mathematics Stack Exchange.html</w:t>
+      </w:r>
+      <w:r>
+        <w:t xml:space="preserve"> -&gt; </w:t>
+      </w:r>
+      <w:r>
+        <w:t>logic - Assertion vs Statement - Mathematics Stack Exchange.pdf</w:t>
+      </w:r>
+      <w:r>
+        <w:t xml:space="preserve"> -&gt; </w:t>
+      </w:r>
+      <w:r>
+        <w:t>Assertion vs Statement.pdf</w:t>
+      </w:r>
+      <w:r>
+        <w:t>] [</w:t>
+      </w:r>
+      <w:r>
+        <w:t>Multi Sources - Assertion vs Statement</w:t>
+      </w:r>
+      <w:r>
+        <w:t>]</w:t>
       </w:r>
       <w:r>
         <w:rPr>
@@ -49,6 +76,22 @@
       </w:r>
       <w:r>
         <w:t>: Educational</w:t>
+      </w:r>
+      <w:r>
+        <w:br/>
+      </w:r>
+      <w:r>
+        <w:t xml:space="preserve">* </w:t>
+      </w:r>
+      <w:r>
+        <w:rPr>
+          <w:b/>
+          <w:bCs/>
+        </w:rPr>
+        <w:t>Source Platform</w:t>
+      </w:r>
+      <w:r>
+        <w:t>: Math Stack Exchange (https://math.stackexchange.com)</w:t>
       </w:r>
       <w:r>
         <w:br/>
@@ -77,8 +120,6 @@
       </w:hyperlink>
       <w:r>
         <w:br/>
-      </w:r>
-      <w:r>
         <w:t xml:space="preserve">* </w:t>
       </w:r>
       <w:r>
@@ -89,127 +130,205 @@
         <w:t>Download Server / Mirror</w:t>
       </w:r>
       <w:r>
-        <w:t>: math.stackexchange.com</w:t>
-      </w:r>
-      <w:r>
-        <w:br/>
-        <w:t xml:space="preserve">* </w:t>
-      </w:r>
-      <w:r>
-        <w:rPr>
-          <w:b/>
+        <w:t xml:space="preserve">: </w:t>
+      </w:r>
+      <w:r>
+        <w:t>https://math.stackexchange.com [Math Stack Exchange Server]</w:t>
+      </w:r>
+      <w:r>
+        <w:br/>
+      </w:r>
+      <w:r>
+        <w:t xml:space="preserve">* </w:t>
+      </w:r>
+      <w:r>
+        <w:rPr>
+          <w:b/>
+          <w:bCs/>
         </w:rPr>
         <w:t>Download Method</w:t>
       </w:r>
       <w:r>
+        <w:t>: Browser Extension: Save Page WE</w:t>
+      </w:r>
+      <w:r>
+        <w:t xml:space="preserve"> (</w:t>
+      </w:r>
+      <w:r>
+        <w:t>https://chromewebstore.google.com/detail/save-page-we/dhhpefjklgkmgeafimnjhojgjamoafof</w:t>
+      </w:r>
+      <w:r>
+        <w:t>)</w:t>
+      </w:r>
+      <w:r>
+        <w:t xml:space="preserve"> [Used to save the web page as an HTML file] -&gt; Application: </w:t>
+      </w:r>
+      <w:proofErr w:type="spellStart"/>
+      <w:r>
+        <w:t>PDFCrowd</w:t>
+      </w:r>
+      <w:proofErr w:type="spellEnd"/>
+      <w:r>
+        <w:t xml:space="preserve"> </w:t>
+      </w:r>
+      <w:r>
+        <w:t xml:space="preserve">- </w:t>
+      </w:r>
+      <w:r>
+        <w:t>HTML to PDF (https://pdfcrowd.com/html-to-pdf/)</w:t>
+      </w:r>
+      <w:r>
+        <w:rPr>
+          <w:lang w:val="en-US"/>
+        </w:rPr>
+        <w:t xml:space="preserve"> </w:t>
+      </w:r>
+      <w:r>
+        <w:t xml:space="preserve"> [Used to convert the saved HTML file into a PDF document]</w:t>
+      </w:r>
+      <w:r>
+        <w:rPr>
+          <w:b/>
+        </w:rPr>
+        <w:br/>
+      </w:r>
+      <w:r>
+        <w:t xml:space="preserve">* </w:t>
+      </w:r>
+      <w:r>
+        <w:rPr>
+          <w:b/>
+        </w:rPr>
+        <w:t>Download Format</w:t>
+      </w:r>
+      <w:r>
+        <w:t>: .pdf</w:t>
+      </w:r>
+      <w:r>
+        <w:br/>
+        <w:t xml:space="preserve">* </w:t>
+      </w:r>
+      <w:r>
+        <w:rPr>
+          <w:b/>
+        </w:rPr>
+        <w:t>Download Quality</w:t>
+      </w:r>
+      <w:r>
+        <w:t>: Medium</w:t>
+      </w:r>
+      <w:r>
+        <w:br/>
+        <w:t xml:space="preserve">* </w:t>
+      </w:r>
+      <w:r>
+        <w:rPr>
+          <w:b/>
+        </w:rPr>
+        <w:t>Download Date</w:t>
+      </w:r>
+      <w:r>
+        <w:t>: 7/17/2025</w:t>
+      </w:r>
+      <w:r>
+        <w:br/>
+      </w:r>
+      <w:r>
+        <w:t xml:space="preserve">* </w:t>
+      </w:r>
+      <w:r>
+        <w:rPr>
+          <w:b/>
+        </w:rPr>
+        <w:t>Saved Location</w:t>
+      </w:r>
+      <w:r>
         <w:t xml:space="preserve">: </w:t>
       </w:r>
-      <w:r>
-        <w:rPr>
-          <w:sz w:val="18"/>
-          <w:szCs w:val="18"/>
-        </w:rPr>
-        <w:t xml:space="preserve">Save Page WE to get html then Use </w:t>
-      </w:r>
-      <w:hyperlink r:id="rId7">
-        <w:r>
-          <w:rPr>
-            <w:color w:val="1155CC"/>
-            <w:sz w:val="18"/>
-            <w:szCs w:val="18"/>
-            <w:u w:val="single"/>
-          </w:rPr>
-          <w:t>https://pdfcrowd.com/html-to-pdf/</w:t>
-        </w:r>
-      </w:hyperlink>
-      <w:r>
-        <w:rPr>
-          <w:sz w:val="18"/>
-          <w:szCs w:val="18"/>
-        </w:rPr>
-        <w:t xml:space="preserve"> -&gt; to convert html to pdf</w:t>
-      </w:r>
-      <w:r>
-        <w:br/>
-        <w:t xml:space="preserve">* </w:t>
-      </w:r>
-      <w:r>
-        <w:rPr>
-          <w:b/>
-        </w:rPr>
-        <w:t>Download Format</w:t>
-      </w:r>
-      <w:r>
-        <w:t>: .pdf</w:t>
-      </w:r>
-      <w:r>
-        <w:br/>
-        <w:t xml:space="preserve">* </w:t>
-      </w:r>
-      <w:r>
-        <w:rPr>
-          <w:b/>
-        </w:rPr>
-        <w:t>Download Quality</w:t>
-      </w:r>
-      <w:r>
-        <w:t>: Medium</w:t>
-      </w:r>
-      <w:r>
-        <w:br/>
-        <w:t xml:space="preserve">* </w:t>
-      </w:r>
-      <w:r>
-        <w:rPr>
-          <w:b/>
-        </w:rPr>
-        <w:t>Download Date</w:t>
-      </w:r>
-      <w:r>
-        <w:t>: 7/17/2025</w:t>
-      </w:r>
-      <w:r>
-        <w:br/>
-        <w:t xml:space="preserve">* </w:t>
-      </w:r>
-      <w:r>
-        <w:rPr>
-          <w:b/>
-        </w:rPr>
-        <w:t>Saved Location</w:t>
-      </w:r>
-      <w:r>
-        <w:t xml:space="preserve">: </w:t>
-      </w:r>
-      <w:r>
-        <w:rPr>
-          <w:sz w:val="20"/>
-          <w:szCs w:val="20"/>
-        </w:rPr>
-        <w:t>treeknowledge561\Knowledge\Science\1-Formal sciences\0-Intro to Formal sciences\4-Multi sources</w:t>
-      </w:r>
-      <w:r>
-        <w:rPr>
-          <w:sz w:val="20"/>
-          <w:szCs w:val="20"/>
-        </w:rPr>
-        <w:br/>
-      </w:r>
-      <w:r>
-        <w:t xml:space="preserve">* </w:t>
-      </w:r>
-      <w:r>
-        <w:rPr>
-          <w:b/>
-        </w:rPr>
-        <w:t xml:space="preserve">Notes: </w:t>
-      </w:r>
-      <w:r>
-        <w:rPr>
-          <w:sz w:val="20"/>
-          <w:szCs w:val="20"/>
-        </w:rPr>
-        <w:t>Multi sources</w:t>
+      <w:proofErr w:type="spellStart"/>
+      <w:r>
+        <w:rPr>
+          <w:sz w:val="20"/>
+          <w:szCs w:val="20"/>
+        </w:rPr>
+        <w:t>StorageType</w:t>
+      </w:r>
+      <w:proofErr w:type="spellEnd"/>
+      <w:r>
+        <w:rPr>
+          <w:sz w:val="20"/>
+          <w:szCs w:val="20"/>
+        </w:rPr>
+        <w:t xml:space="preserve">: Cloud -&gt; Platform: GitHub -&gt; Account: </w:t>
+      </w:r>
+      <w:proofErr w:type="spellStart"/>
+      <w:r>
+        <w:rPr>
+          <w:sz w:val="20"/>
+          <w:szCs w:val="20"/>
+        </w:rPr>
+        <w:t>topicsscience</w:t>
+      </w:r>
+      <w:proofErr w:type="spellEnd"/>
+      <w:r>
+        <w:rPr>
+          <w:sz w:val="20"/>
+          <w:szCs w:val="20"/>
+        </w:rPr>
+        <w:t xml:space="preserve"> -&gt; Repository: </w:t>
+      </w:r>
+      <w:proofErr w:type="spellStart"/>
+      <w:r>
+        <w:rPr>
+          <w:sz w:val="20"/>
+          <w:szCs w:val="20"/>
+        </w:rPr>
+        <w:t>kingdomheartsknowledge</w:t>
+      </w:r>
+      <w:proofErr w:type="spellEnd"/>
+      <w:r>
+        <w:rPr>
+          <w:sz w:val="20"/>
+          <w:szCs w:val="20"/>
+        </w:rPr>
+        <w:t xml:space="preserve"> -&gt; Path: Knowledge/2-Science/1-Formal sciences</w:t>
+      </w:r>
+      <w:r>
+        <w:rPr>
+          <w:sz w:val="20"/>
+          <w:szCs w:val="20"/>
+        </w:rPr>
+        <w:t>/</w:t>
+      </w:r>
+      <w:r>
+        <w:rPr>
+          <w:sz w:val="20"/>
+          <w:szCs w:val="20"/>
+        </w:rPr>
+        <w:t>0-Intro to Formal sciences</w:t>
+      </w:r>
+      <w:r>
+        <w:rPr>
+          <w:sz w:val="20"/>
+          <w:szCs w:val="20"/>
+        </w:rPr>
+        <w:t>/..</w:t>
+      </w:r>
+      <w:r>
+        <w:rPr>
+          <w:sz w:val="20"/>
+          <w:szCs w:val="20"/>
+        </w:rPr>
+        <w:br/>
+      </w:r>
+      <w:r>
+        <w:t xml:space="preserve">* </w:t>
+      </w:r>
+      <w:r>
+        <w:rPr>
+          <w:b/>
+        </w:rPr>
+        <w:t>Notes:</w:t>
       </w:r>
     </w:p>
     <w:p>
@@ -224,9 +343,10 @@
     </w:p>
     <w:p>
       <w:pPr>
+        <w:pStyle w:val="ListParagraph"/>
         <w:numPr>
           <w:ilvl w:val="0"/>
-          <w:numId w:val="1"/>
+          <w:numId w:val="3"/>
         </w:numPr>
         <w:spacing w:before="240" w:after="240"/>
       </w:pPr>
@@ -237,7 +357,34 @@
         <w:t>* Download Name</w:t>
       </w:r>
       <w:r>
-        <w:t>: Propositions</w:t>
+        <w:t xml:space="preserve">: </w:t>
+      </w:r>
+      <w:r>
+        <w:t>[</w:t>
+      </w:r>
+      <w:r>
+        <w:t>66afe360-0486-41a9-935f-5e4f277e93e1.pdf</w:t>
+      </w:r>
+      <w:r>
+        <w:t xml:space="preserve"> </w:t>
+      </w:r>
+      <w:r>
+        <w:t>-&gt;</w:t>
+      </w:r>
+      <w:r>
+        <w:t xml:space="preserve"> </w:t>
+      </w:r>
+      <w:r>
+        <w:t>Propositions.pdf</w:t>
+      </w:r>
+      <w:r>
+        <w:t>] [</w:t>
+      </w:r>
+      <w:r>
+        <w:t>Multi Sources - Propositions</w:t>
+      </w:r>
+      <w:r>
+        <w:t>]</w:t>
       </w:r>
       <w:r>
         <w:rPr>
@@ -272,6 +419,22 @@
       </w:r>
       <w:r>
         <w:br/>
+      </w:r>
+      <w:r>
+        <w:t xml:space="preserve">* </w:t>
+      </w:r>
+      <w:r>
+        <w:rPr>
+          <w:b/>
+          <w:bCs/>
+        </w:rPr>
+        <w:t>Source Platform</w:t>
+      </w:r>
+      <w:r>
+        <w:t>: University of Houston (https://www.uh.edu)</w:t>
+      </w:r>
+      <w:r>
+        <w:br/>
         <w:t xml:space="preserve">* </w:t>
       </w:r>
       <w:r>
@@ -283,7 +446,7 @@
       <w:r>
         <w:t xml:space="preserve">: </w:t>
       </w:r>
-      <w:hyperlink r:id="rId8">
+      <w:hyperlink r:id="rId7">
         <w:r>
           <w:rPr>
             <w:b/>
@@ -295,8 +458,6 @@
       </w:hyperlink>
       <w:r>
         <w:br/>
-      </w:r>
-      <w:r>
         <w:t xml:space="preserve">* </w:t>
       </w:r>
       <w:r>
@@ -307,23 +468,31 @@
         <w:t>Download Server / Mirror</w:t>
       </w:r>
       <w:r>
-        <w:t>: www.math.uh.edu</w:t>
-      </w:r>
-      <w:r>
-        <w:br/>
-        <w:t xml:space="preserve">* </w:t>
-      </w:r>
-      <w:r>
-        <w:rPr>
-          <w:b/>
+        <w:t xml:space="preserve">: </w:t>
+      </w:r>
+      <w:r>
+        <w:t xml:space="preserve">https://www.math.uh.edu [University of Houston Math Department Server] </w:t>
+      </w:r>
+      <w:r>
+        <w:br/>
+      </w:r>
+      <w:r>
+        <w:t xml:space="preserve">* </w:t>
+      </w:r>
+      <w:r>
+        <w:rPr>
+          <w:b/>
+          <w:bCs/>
         </w:rPr>
         <w:t>Download Method</w:t>
       </w:r>
       <w:r>
-        <w:t>: Saved pdf directly from browser</w:t>
-      </w:r>
-      <w:r>
-        <w:br/>
+        <w:t xml:space="preserve">: Web Browser: Direct Save [Saved pdf directly from browser] </w:t>
+      </w:r>
+      <w:r>
+        <w:br/>
+      </w:r>
+      <w:r>
         <w:t xml:space="preserve">* </w:t>
       </w:r>
       <w:r>
@@ -363,6 +532,8 @@
       </w:r>
       <w:r>
         <w:br/>
+      </w:r>
+      <w:r>
         <w:t xml:space="preserve">* </w:t>
       </w:r>
       <w:r>
@@ -374,52 +545,113 @@
       <w:r>
         <w:t xml:space="preserve">: </w:t>
       </w:r>
-      <w:r>
-        <w:rPr>
-          <w:sz w:val="20"/>
-          <w:szCs w:val="20"/>
-        </w:rPr>
-        <w:t>treeknowledge561\Knowledge\Science\1-Formal sciences\0-Intro to Formal sciences\4-Multi sources</w:t>
-      </w:r>
-      <w:r>
-        <w:rPr>
-          <w:sz w:val="20"/>
-          <w:szCs w:val="20"/>
-        </w:rPr>
-        <w:br/>
-      </w:r>
-      <w:r>
-        <w:t xml:space="preserve">* </w:t>
-      </w:r>
-      <w:r>
-        <w:rPr>
-          <w:b/>
-        </w:rPr>
-        <w:t xml:space="preserve">Notes: </w:t>
-      </w:r>
-      <w:r>
-        <w:rPr>
-          <w:sz w:val="20"/>
-          <w:szCs w:val="20"/>
-        </w:rPr>
-        <w:t>Multi sources</w:t>
+      <w:proofErr w:type="spellStart"/>
+      <w:r>
+        <w:rPr>
+          <w:sz w:val="20"/>
+          <w:szCs w:val="20"/>
+        </w:rPr>
+        <w:t>StorageType</w:t>
+      </w:r>
+      <w:proofErr w:type="spellEnd"/>
+      <w:r>
+        <w:rPr>
+          <w:sz w:val="20"/>
+          <w:szCs w:val="20"/>
+        </w:rPr>
+        <w:t xml:space="preserve">: Cloud -&gt; Platform: GitHub -&gt; Account: </w:t>
+      </w:r>
+      <w:proofErr w:type="spellStart"/>
+      <w:r>
+        <w:rPr>
+          <w:sz w:val="20"/>
+          <w:szCs w:val="20"/>
+        </w:rPr>
+        <w:t>topicsscience</w:t>
+      </w:r>
+      <w:proofErr w:type="spellEnd"/>
+      <w:r>
+        <w:rPr>
+          <w:sz w:val="20"/>
+          <w:szCs w:val="20"/>
+        </w:rPr>
+        <w:t xml:space="preserve"> -&gt; Repository: </w:t>
+      </w:r>
+      <w:proofErr w:type="spellStart"/>
+      <w:r>
+        <w:rPr>
+          <w:sz w:val="20"/>
+          <w:szCs w:val="20"/>
+        </w:rPr>
+        <w:t>kingdomheartsknowledge</w:t>
+      </w:r>
+      <w:proofErr w:type="spellEnd"/>
+      <w:r>
+        <w:rPr>
+          <w:sz w:val="20"/>
+          <w:szCs w:val="20"/>
+        </w:rPr>
+        <w:t xml:space="preserve"> -&gt; Path: Knowledge/2-Science/1-Formal sciences</w:t>
+      </w:r>
+      <w:r>
+        <w:rPr>
+          <w:sz w:val="20"/>
+          <w:szCs w:val="20"/>
+        </w:rPr>
+        <w:t>/</w:t>
+      </w:r>
+      <w:r>
+        <w:rPr>
+          <w:sz w:val="20"/>
+          <w:szCs w:val="20"/>
+        </w:rPr>
+        <w:t>0-Intro to Formal sciences</w:t>
+      </w:r>
+      <w:r>
+        <w:rPr>
+          <w:sz w:val="20"/>
+          <w:szCs w:val="20"/>
+        </w:rPr>
+        <w:t>/..</w:t>
+      </w:r>
+      <w:r>
+        <w:rPr>
+          <w:sz w:val="20"/>
+          <w:szCs w:val="20"/>
+        </w:rPr>
+        <w:br/>
+      </w:r>
+      <w:r>
+        <w:t xml:space="preserve">* </w:t>
+      </w:r>
+      <w:r>
+        <w:rPr>
+          <w:b/>
+        </w:rPr>
+        <w:t>Notes:</w:t>
       </w:r>
     </w:p>
     <w:p>
       <w:pPr>
-        <w:spacing w:before="240" w:after="240"/>
-        <w:ind w:left="720"/>
-        <w:rPr>
-          <w:sz w:val="20"/>
-          <w:szCs w:val="20"/>
-        </w:rPr>
-      </w:pPr>
+        <w:rPr>
+          <w:sz w:val="20"/>
+          <w:szCs w:val="20"/>
+        </w:rPr>
+      </w:pPr>
+      <w:r>
+        <w:rPr>
+          <w:sz w:val="20"/>
+          <w:szCs w:val="20"/>
+        </w:rPr>
+        <w:br w:type="page"/>
+      </w:r>
     </w:p>
     <w:p>
       <w:pPr>
+        <w:pStyle w:val="ListParagraph"/>
         <w:numPr>
           <w:ilvl w:val="0"/>
-          <w:numId w:val="2"/>
+          <w:numId w:val="3"/>
         </w:numPr>
         <w:spacing w:before="240" w:after="240"/>
       </w:pPr>
@@ -427,10 +659,32 @@
         <w:rPr>
           <w:b/>
         </w:rPr>
+        <w:lastRenderedPageBreak/>
         <w:t>* Download Name</w:t>
       </w:r>
       <w:r>
-        <w:t>: Sentence or Statement</w:t>
+        <w:t xml:space="preserve">: </w:t>
+      </w:r>
+      <w:r>
+        <w:t>[</w:t>
+      </w:r>
+      <w:r>
+        <w:t>learningenglish_voanews_com_a_ask_a_teacher_sentences_and_statements_4650464_html.pdf</w:t>
+      </w:r>
+      <w:r>
+        <w:t xml:space="preserve"> -&gt; </w:t>
+      </w:r>
+      <w:r>
+        <w:t>Sentence or Statement.pdf</w:t>
+      </w:r>
+      <w:r>
+        <w:t>] [</w:t>
+      </w:r>
+      <w:r>
+        <w:t>Multi Sources - Sentence or Statement</w:t>
+      </w:r>
+      <w:r>
+        <w:t>]</w:t>
       </w:r>
       <w:r>
         <w:br/>
@@ -460,6 +714,22 @@
       </w:r>
       <w:r>
         <w:br/>
+      </w:r>
+      <w:r>
+        <w:t xml:space="preserve">* </w:t>
+      </w:r>
+      <w:r>
+        <w:rPr>
+          <w:b/>
+          <w:bCs/>
+        </w:rPr>
+        <w:t>Source Platform</w:t>
+      </w:r>
+      <w:r>
+        <w:t>: VOA Learning English (https://learningenglish.voanews.com)</w:t>
+      </w:r>
+      <w:r>
+        <w:br/>
         <w:t xml:space="preserve">* </w:t>
       </w:r>
       <w:r>
@@ -471,7 +741,7 @@
       <w:r>
         <w:t xml:space="preserve">: </w:t>
       </w:r>
-      <w:hyperlink r:id="rId9">
+      <w:hyperlink r:id="rId8">
         <w:r>
           <w:rPr>
             <w:color w:val="1155CC"/>
@@ -484,8 +754,6 @@
       </w:hyperlink>
       <w:r>
         <w:br/>
-      </w:r>
-      <w:r>
         <w:t xml:space="preserve">* </w:t>
       </w:r>
       <w:r>
@@ -496,126 +764,176 @@
         <w:t>Download Server / Mirror</w:t>
       </w:r>
       <w:r>
-        <w:t>: learningenglish.voanews.com</w:t>
-      </w:r>
-      <w:r>
-        <w:rPr>
-          <w:sz w:val="14"/>
-          <w:szCs w:val="14"/>
-        </w:rPr>
-        <w:br/>
-      </w:r>
-      <w:r>
-        <w:t xml:space="preserve">* </w:t>
-      </w:r>
-      <w:r>
-        <w:rPr>
-          <w:b/>
+        <w:t xml:space="preserve">: </w:t>
+      </w:r>
+      <w:r>
+        <w:t>https://learningenglish.voanews.com [VOA Learning English Server]</w:t>
+      </w:r>
+      <w:r>
+        <w:rPr>
+          <w:rtl/>
+        </w:rPr>
+        <w:br/>
+      </w:r>
+      <w:r>
+        <w:t xml:space="preserve">* </w:t>
+      </w:r>
+      <w:r>
+        <w:rPr>
+          <w:b/>
+          <w:bCs/>
         </w:rPr>
         <w:t>Download Method</w:t>
       </w:r>
       <w:r>
+        <w:t xml:space="preserve">: Web Tool: </w:t>
+      </w:r>
+      <w:proofErr w:type="spellStart"/>
+      <w:r>
+        <w:t>Sejda</w:t>
+      </w:r>
+      <w:proofErr w:type="spellEnd"/>
+      <w:r>
+        <w:t xml:space="preserve"> - HTML to PDF (https://www.sejda.com/html-to-pdf) [convert html to pdf]</w:t>
+      </w:r>
+      <w:r>
+        <w:br/>
+        <w:t xml:space="preserve">* </w:t>
+      </w:r>
+      <w:r>
+        <w:rPr>
+          <w:b/>
+        </w:rPr>
+        <w:t>Download Format</w:t>
+      </w:r>
+      <w:r>
+        <w:t>: .pdf</w:t>
+      </w:r>
+      <w:r>
+        <w:br/>
+        <w:t xml:space="preserve">* </w:t>
+      </w:r>
+      <w:r>
+        <w:rPr>
+          <w:b/>
+        </w:rPr>
+        <w:t>Download Quality</w:t>
+      </w:r>
+      <w:r>
+        <w:t>: High</w:t>
+      </w:r>
+      <w:r>
+        <w:br/>
+        <w:t xml:space="preserve">* </w:t>
+      </w:r>
+      <w:r>
+        <w:rPr>
+          <w:b/>
+        </w:rPr>
+        <w:t>Download Date</w:t>
+      </w:r>
+      <w:r>
+        <w:t>: 7/17/2025</w:t>
+      </w:r>
+      <w:r>
+        <w:br/>
+      </w:r>
+      <w:r>
+        <w:t xml:space="preserve">* </w:t>
+      </w:r>
+      <w:r>
+        <w:rPr>
+          <w:b/>
+        </w:rPr>
+        <w:t>Saved Location</w:t>
+      </w:r>
+      <w:r>
         <w:t xml:space="preserve">: </w:t>
       </w:r>
-      <w:hyperlink r:id="rId10">
-        <w:r>
-          <w:rPr>
-            <w:color w:val="1155CC"/>
-            <w:sz w:val="20"/>
-            <w:szCs w:val="20"/>
-            <w:u w:val="single"/>
-          </w:rPr>
-          <w:t>https://www.sejda.com/html-to-pdf</w:t>
-        </w:r>
-      </w:hyperlink>
-      <w:r>
-        <w:rPr>
-          <w:sz w:val="20"/>
-          <w:szCs w:val="20"/>
-        </w:rPr>
-        <w:t xml:space="preserve"> -&gt; convert html to pdf</w:t>
-      </w:r>
-      <w:r>
-        <w:br/>
-        <w:t xml:space="preserve">* </w:t>
-      </w:r>
-      <w:r>
-        <w:rPr>
-          <w:b/>
-        </w:rPr>
-        <w:t>Download Format</w:t>
-      </w:r>
-      <w:r>
-        <w:t>: .pdf</w:t>
-      </w:r>
-      <w:r>
-        <w:br/>
-        <w:t xml:space="preserve">* </w:t>
-      </w:r>
-      <w:r>
-        <w:rPr>
-          <w:b/>
-        </w:rPr>
-        <w:t>Download Quality</w:t>
-      </w:r>
-      <w:r>
-        <w:t>: High</w:t>
-      </w:r>
-      <w:r>
-        <w:br/>
-        <w:t xml:space="preserve">* </w:t>
-      </w:r>
-      <w:r>
-        <w:rPr>
-          <w:b/>
-        </w:rPr>
-        <w:t>Download Date</w:t>
-      </w:r>
-      <w:r>
-        <w:t>: 7/17/2025</w:t>
-      </w:r>
-      <w:r>
-        <w:br/>
-        <w:t xml:space="preserve">* </w:t>
-      </w:r>
-      <w:r>
-        <w:rPr>
-          <w:b/>
-        </w:rPr>
-        <w:t>Saved Location</w:t>
-      </w:r>
-      <w:r>
-        <w:t xml:space="preserve">: </w:t>
-      </w:r>
-      <w:r>
-        <w:rPr>
-          <w:sz w:val="20"/>
-          <w:szCs w:val="20"/>
-        </w:rPr>
-        <w:t>treeknowledge561\Knowledge\Science\1-Formal sciences\0-Intro to Formal sciences\4-Multi sources</w:t>
-      </w:r>
-      <w:r>
-        <w:rPr>
-          <w:sz w:val="20"/>
-          <w:szCs w:val="20"/>
-        </w:rPr>
-        <w:br/>
-      </w:r>
-      <w:r>
-        <w:t xml:space="preserve">* </w:t>
-      </w:r>
-      <w:r>
-        <w:rPr>
-          <w:b/>
-        </w:rPr>
-        <w:t xml:space="preserve">Notes: </w:t>
-      </w:r>
-      <w:r>
-        <w:rPr>
-          <w:sz w:val="20"/>
-          <w:szCs w:val="20"/>
-        </w:rPr>
-        <w:t>Multi sources</w:t>
+      <w:proofErr w:type="spellStart"/>
+      <w:r>
+        <w:rPr>
+          <w:sz w:val="20"/>
+          <w:szCs w:val="20"/>
+        </w:rPr>
+        <w:t>StorageType</w:t>
+      </w:r>
+      <w:proofErr w:type="spellEnd"/>
+      <w:r>
+        <w:rPr>
+          <w:sz w:val="20"/>
+          <w:szCs w:val="20"/>
+        </w:rPr>
+        <w:t xml:space="preserve">: Cloud -&gt; Platform: GitHub -&gt; Account: </w:t>
+      </w:r>
+      <w:proofErr w:type="spellStart"/>
+      <w:r>
+        <w:rPr>
+          <w:sz w:val="20"/>
+          <w:szCs w:val="20"/>
+        </w:rPr>
+        <w:t>topicsscience</w:t>
+      </w:r>
+      <w:proofErr w:type="spellEnd"/>
+      <w:r>
+        <w:rPr>
+          <w:sz w:val="20"/>
+          <w:szCs w:val="20"/>
+        </w:rPr>
+        <w:t xml:space="preserve"> -&gt; Repository: </w:t>
+      </w:r>
+      <w:proofErr w:type="spellStart"/>
+      <w:r>
+        <w:rPr>
+          <w:sz w:val="20"/>
+          <w:szCs w:val="20"/>
+        </w:rPr>
+        <w:t>kingdomheartsknowledge</w:t>
+      </w:r>
+      <w:proofErr w:type="spellEnd"/>
+      <w:r>
+        <w:rPr>
+          <w:sz w:val="20"/>
+          <w:szCs w:val="20"/>
+        </w:rPr>
+        <w:t xml:space="preserve"> -&gt; Path: Knowledge/2-Science/1-Formal sciences</w:t>
+      </w:r>
+      <w:r>
+        <w:rPr>
+          <w:sz w:val="20"/>
+          <w:szCs w:val="20"/>
+        </w:rPr>
+        <w:t>/</w:t>
+      </w:r>
+      <w:r>
+        <w:rPr>
+          <w:sz w:val="20"/>
+          <w:szCs w:val="20"/>
+        </w:rPr>
+        <w:t>0-Intro to Formal sciences</w:t>
+      </w:r>
+      <w:r>
+        <w:rPr>
+          <w:sz w:val="20"/>
+          <w:szCs w:val="20"/>
+        </w:rPr>
+        <w:t>/..</w:t>
+      </w:r>
+      <w:r>
+        <w:rPr>
+          <w:sz w:val="20"/>
+          <w:szCs w:val="20"/>
+        </w:rPr>
+        <w:br/>
+      </w:r>
+      <w:r>
+        <w:t xml:space="preserve">* </w:t>
+      </w:r>
+      <w:r>
+        <w:rPr>
+          <w:b/>
+        </w:rPr>
+        <w:t>Notes:</w:t>
       </w:r>
     </w:p>
     <w:p>
@@ -640,7 +958,7 @@
       <w:pPr>
         <w:numPr>
           <w:ilvl w:val="0"/>
-          <w:numId w:val="2"/>
+          <w:numId w:val="3"/>
         </w:numPr>
         <w:spacing w:before="240" w:after="240"/>
       </w:pPr>
@@ -651,7 +969,37 @@
         <w:t>* Download Name</w:t>
       </w:r>
       <w:r>
-        <w:t>: The Axiomatic System - Definition &amp; Properties</w:t>
+        <w:t xml:space="preserve">: </w:t>
+      </w:r>
+      <w:r>
+        <w:t>[</w:t>
+      </w:r>
+      <w:r>
+        <w:t>The Axiomatic System_ Definition &amp; Properties - Lesson _ Study.com.html</w:t>
+      </w:r>
+      <w:r>
+        <w:t xml:space="preserve"> -&gt; </w:t>
+      </w:r>
+      <w:r>
+        <w:t>The Axiomatic System_ Definition &amp; Properties - Lesson _ Study.com</w:t>
+      </w:r>
+      <w:r>
+        <w:t>.pdf</w:t>
+      </w:r>
+      <w:r>
+        <w:t xml:space="preserve"> -&gt; </w:t>
+      </w:r>
+      <w:r>
+        <w:t>The Axiomatic System - Definition &amp; Properties.pdf</w:t>
+      </w:r>
+      <w:r>
+        <w:t>] [</w:t>
+      </w:r>
+      <w:r>
+        <w:t>Multi Sources - The Axiomatic System - Definition &amp; Properties</w:t>
+      </w:r>
+      <w:r>
+        <w:t>]</w:t>
       </w:r>
       <w:r>
         <w:br/>
@@ -681,6 +1029,22 @@
       </w:r>
       <w:r>
         <w:br/>
+      </w:r>
+      <w:r>
+        <w:t xml:space="preserve">* </w:t>
+      </w:r>
+      <w:r>
+        <w:rPr>
+          <w:b/>
+          <w:bCs/>
+        </w:rPr>
+        <w:t>Source Platform</w:t>
+      </w:r>
+      <w:r>
+        <w:t>: Study.com (https://study.com)</w:t>
+      </w:r>
+      <w:r>
+        <w:br/>
         <w:t xml:space="preserve">* </w:t>
       </w:r>
       <w:r>
@@ -692,7 +1056,7 @@
       <w:r>
         <w:t xml:space="preserve">: </w:t>
       </w:r>
-      <w:hyperlink r:id="rId11">
+      <w:hyperlink r:id="rId9">
         <w:r>
           <w:rPr>
             <w:color w:val="1155CC"/>
@@ -703,8 +1067,6 @@
       </w:hyperlink>
       <w:r>
         <w:br/>
-      </w:r>
-      <w:r>
         <w:t xml:space="preserve">* </w:t>
       </w:r>
       <w:r>
@@ -715,149 +1077,225 @@
         <w:t>Download Server / Mirror</w:t>
       </w:r>
       <w:r>
-        <w:t>: study.com</w:t>
-      </w:r>
-      <w:r>
-        <w:br/>
-        <w:t xml:space="preserve">* </w:t>
-      </w:r>
-      <w:r>
-        <w:rPr>
-          <w:b/>
+        <w:t xml:space="preserve">: </w:t>
+      </w:r>
+      <w:r>
+        <w:t>https://study.com [Study.com Server]</w:t>
+      </w:r>
+      <w:r>
+        <w:br/>
+      </w:r>
+      <w:r>
+        <w:t xml:space="preserve">* </w:t>
+      </w:r>
+      <w:r>
+        <w:rPr>
+          <w:b/>
+          <w:bCs/>
         </w:rPr>
         <w:t>Download Method</w:t>
       </w:r>
       <w:r>
+        <w:t>: Browser Extension: Save Page WE</w:t>
+      </w:r>
+      <w:r>
+        <w:t xml:space="preserve"> (</w:t>
+      </w:r>
+      <w:r>
+        <w:t>https://chromewebstore.google.com/detail/save-page-we/dhhpefjklgkmgeafimnjhojgjamoafof</w:t>
+      </w:r>
+      <w:r>
+        <w:t>)</w:t>
+      </w:r>
+      <w:r>
+        <w:t xml:space="preserve"> [Used to save the web page as an HTML file] -&gt; Application: </w:t>
+      </w:r>
+      <w:proofErr w:type="spellStart"/>
+      <w:r>
+        <w:t>PDFCrowd</w:t>
+      </w:r>
+      <w:proofErr w:type="spellEnd"/>
+      <w:r>
+        <w:t xml:space="preserve"> - </w:t>
+      </w:r>
+      <w:r>
+        <w:t>HTML to PDF (https://pdfcrowd.com/html-to-pdf/)</w:t>
+      </w:r>
+      <w:r>
+        <w:rPr>
+          <w:lang w:val="en-US"/>
+        </w:rPr>
+        <w:t xml:space="preserve"> </w:t>
+      </w:r>
+      <w:r>
+        <w:t xml:space="preserve"> [Used to convert the saved HTML file into a PDF document]</w:t>
+      </w:r>
+      <w:r>
+        <w:rPr>
+          <w:b/>
+        </w:rPr>
+        <w:br/>
+      </w:r>
+      <w:r>
+        <w:t xml:space="preserve">* </w:t>
+      </w:r>
+      <w:r>
+        <w:rPr>
+          <w:b/>
+        </w:rPr>
+        <w:t>Download Format</w:t>
+      </w:r>
+      <w:r>
+        <w:t>: .pdf</w:t>
+      </w:r>
+      <w:r>
+        <w:br/>
+        <w:t xml:space="preserve">* </w:t>
+      </w:r>
+      <w:r>
+        <w:rPr>
+          <w:b/>
+        </w:rPr>
+        <w:t>Download Quality</w:t>
+      </w:r>
+      <w:r>
+        <w:t>: Medium</w:t>
+      </w:r>
+      <w:r>
+        <w:br/>
+        <w:t xml:space="preserve">* </w:t>
+      </w:r>
+      <w:r>
+        <w:rPr>
+          <w:b/>
+        </w:rPr>
+        <w:t>Download Date</w:t>
+      </w:r>
+      <w:r>
+        <w:t>: 7/17/2025</w:t>
+      </w:r>
+      <w:r>
+        <w:br/>
+      </w:r>
+      <w:r>
+        <w:t xml:space="preserve">* </w:t>
+      </w:r>
+      <w:r>
+        <w:rPr>
+          <w:b/>
+        </w:rPr>
+        <w:t>Saved Location</w:t>
+      </w:r>
+      <w:r>
         <w:t xml:space="preserve">: </w:t>
       </w:r>
-      <w:r>
-        <w:rPr>
-          <w:sz w:val="18"/>
-          <w:szCs w:val="18"/>
-        </w:rPr>
-        <w:t xml:space="preserve">Save Page WE to get html then Use </w:t>
-      </w:r>
-      <w:hyperlink r:id="rId12">
-        <w:r>
-          <w:rPr>
-            <w:color w:val="1155CC"/>
-            <w:sz w:val="18"/>
-            <w:szCs w:val="18"/>
-            <w:u w:val="single"/>
-          </w:rPr>
-          <w:t>https://pdfcrowd.com/html-to-pdf/</w:t>
-        </w:r>
-      </w:hyperlink>
-      <w:r>
-        <w:rPr>
-          <w:sz w:val="18"/>
-          <w:szCs w:val="18"/>
-        </w:rPr>
-        <w:t xml:space="preserve"> -&gt; to convert html to pdf</w:t>
-      </w:r>
-      <w:r>
-        <w:rPr>
-          <w:sz w:val="18"/>
-          <w:szCs w:val="18"/>
-        </w:rPr>
-        <w:br/>
-      </w:r>
-      <w:r>
-        <w:t xml:space="preserve">* </w:t>
-      </w:r>
-      <w:r>
-        <w:rPr>
-          <w:b/>
-        </w:rPr>
-        <w:t>Download Format</w:t>
-      </w:r>
-      <w:r>
-        <w:t>: .pdf</w:t>
-      </w:r>
-      <w:r>
-        <w:br/>
-        <w:t xml:space="preserve">* </w:t>
-      </w:r>
-      <w:r>
-        <w:rPr>
-          <w:b/>
-        </w:rPr>
-        <w:t>Download Quality</w:t>
-      </w:r>
-      <w:r>
-        <w:t>: Medium</w:t>
-      </w:r>
-      <w:r>
-        <w:br/>
-        <w:t xml:space="preserve">* </w:t>
-      </w:r>
-      <w:r>
-        <w:rPr>
-          <w:b/>
-        </w:rPr>
-        <w:t>Download Date</w:t>
-      </w:r>
-      <w:r>
-        <w:t>: 7/17/2025</w:t>
-      </w:r>
-      <w:r>
-        <w:br/>
-        <w:t xml:space="preserve">* </w:t>
-      </w:r>
-      <w:r>
-        <w:rPr>
-          <w:b/>
-        </w:rPr>
-        <w:t>Saved Location</w:t>
-      </w:r>
-      <w:r>
-        <w:t xml:space="preserve">: </w:t>
-      </w:r>
-      <w:r>
-        <w:rPr>
-          <w:sz w:val="20"/>
-          <w:szCs w:val="20"/>
-        </w:rPr>
-        <w:t>treeknowledge561\Knowledge\Science\1-Formal sciences\0-Intro to Formal sciences\4-Multi sources</w:t>
-      </w:r>
-      <w:r>
-        <w:rPr>
-          <w:sz w:val="20"/>
-          <w:szCs w:val="20"/>
-        </w:rPr>
-        <w:br/>
-      </w:r>
-      <w:r>
-        <w:t xml:space="preserve">* </w:t>
-      </w:r>
-      <w:r>
-        <w:rPr>
-          <w:b/>
-        </w:rPr>
-        <w:t xml:space="preserve">Notes: </w:t>
-      </w:r>
-      <w:r>
-        <w:rPr>
-          <w:sz w:val="20"/>
-          <w:szCs w:val="20"/>
-        </w:rPr>
-        <w:t>Multi sources</w:t>
+      <w:proofErr w:type="spellStart"/>
+      <w:r>
+        <w:rPr>
+          <w:sz w:val="20"/>
+          <w:szCs w:val="20"/>
+        </w:rPr>
+        <w:t>StorageType</w:t>
+      </w:r>
+      <w:proofErr w:type="spellEnd"/>
+      <w:r>
+        <w:rPr>
+          <w:sz w:val="20"/>
+          <w:szCs w:val="20"/>
+        </w:rPr>
+        <w:t xml:space="preserve">: Cloud -&gt; Platform: GitHub -&gt; Account: </w:t>
+      </w:r>
+      <w:proofErr w:type="spellStart"/>
+      <w:r>
+        <w:rPr>
+          <w:sz w:val="20"/>
+          <w:szCs w:val="20"/>
+        </w:rPr>
+        <w:t>topicsscience</w:t>
+      </w:r>
+      <w:proofErr w:type="spellEnd"/>
+      <w:r>
+        <w:rPr>
+          <w:sz w:val="20"/>
+          <w:szCs w:val="20"/>
+        </w:rPr>
+        <w:t xml:space="preserve"> -&gt; Repository: </w:t>
+      </w:r>
+      <w:proofErr w:type="spellStart"/>
+      <w:r>
+        <w:rPr>
+          <w:sz w:val="20"/>
+          <w:szCs w:val="20"/>
+        </w:rPr>
+        <w:t>kingdomheartsknowledge</w:t>
+      </w:r>
+      <w:proofErr w:type="spellEnd"/>
+      <w:r>
+        <w:rPr>
+          <w:sz w:val="20"/>
+          <w:szCs w:val="20"/>
+        </w:rPr>
+        <w:t xml:space="preserve"> -&gt; Path: Knowledge/2-Science/1-Formal sciences</w:t>
+      </w:r>
+      <w:r>
+        <w:rPr>
+          <w:sz w:val="20"/>
+          <w:szCs w:val="20"/>
+        </w:rPr>
+        <w:t>/</w:t>
+      </w:r>
+      <w:r>
+        <w:rPr>
+          <w:sz w:val="20"/>
+          <w:szCs w:val="20"/>
+        </w:rPr>
+        <w:t>0-Intro to Formal sciences</w:t>
+      </w:r>
+      <w:r>
+        <w:rPr>
+          <w:sz w:val="20"/>
+          <w:szCs w:val="20"/>
+        </w:rPr>
+        <w:t>/..</w:t>
+      </w:r>
+      <w:r>
+        <w:rPr>
+          <w:sz w:val="20"/>
+          <w:szCs w:val="20"/>
+        </w:rPr>
+        <w:br/>
+      </w:r>
+      <w:r>
+        <w:t xml:space="preserve">* </w:t>
+      </w:r>
+      <w:r>
+        <w:rPr>
+          <w:b/>
+        </w:rPr>
+        <w:t>Notes:</w:t>
       </w:r>
     </w:p>
     <w:p>
       <w:pPr>
-        <w:spacing w:before="240" w:after="240"/>
-        <w:rPr>
-          <w:sz w:val="20"/>
-          <w:szCs w:val="20"/>
-        </w:rPr>
-      </w:pPr>
+        <w:rPr>
+          <w:sz w:val="20"/>
+          <w:szCs w:val="20"/>
+        </w:rPr>
+      </w:pPr>
+      <w:r>
+        <w:rPr>
+          <w:sz w:val="20"/>
+          <w:szCs w:val="20"/>
+        </w:rPr>
+        <w:br w:type="page"/>
+      </w:r>
     </w:p>
     <w:p>
       <w:pPr>
+        <w:pStyle w:val="ListParagraph"/>
         <w:numPr>
           <w:ilvl w:val="0"/>
-          <w:numId w:val="2"/>
+          <w:numId w:val="3"/>
         </w:numPr>
         <w:spacing w:before="240" w:after="240"/>
       </w:pPr>
@@ -865,10 +1303,41 @@
         <w:rPr>
           <w:b/>
         </w:rPr>
+        <w:lastRenderedPageBreak/>
         <w:t>* Download Name</w:t>
       </w:r>
       <w:r>
-        <w:t>: Theorem - Meaning, Types &amp; Examples</w:t>
+        <w:t xml:space="preserve">: </w:t>
+      </w:r>
+      <w:r>
+        <w:t>[</w:t>
+      </w:r>
+      <w:r>
+        <w:t>Theorem _ Meaning, Types &amp; Examples - Lesson _ Study.com.html</w:t>
+      </w:r>
+      <w:r>
+        <w:t xml:space="preserve"> -&gt; </w:t>
+      </w:r>
+      <w:r>
+        <w:t>Theorem _ Meaning, Types &amp; Examples - Lesson _ Study.com</w:t>
+      </w:r>
+      <w:r>
+        <w:t>.pdf</w:t>
+      </w:r>
+      <w:r>
+        <w:t xml:space="preserve"> -&gt; </w:t>
+      </w:r>
+      <w:r>
+        <w:t>Theorem - Meaning, Types &amp; Examples.pdf</w:t>
+      </w:r>
+      <w:r>
+        <w:t>] [</w:t>
+      </w:r>
+      <w:r>
+        <w:t>Multi Sources - Theorem - Meaning, Types &amp; Examples</w:t>
+      </w:r>
+      <w:r>
+        <w:t>]</w:t>
       </w:r>
       <w:r>
         <w:br/>
@@ -898,6 +1367,22 @@
       </w:r>
       <w:r>
         <w:br/>
+      </w:r>
+      <w:r>
+        <w:t xml:space="preserve">* </w:t>
+      </w:r>
+      <w:r>
+        <w:rPr>
+          <w:b/>
+          <w:bCs/>
+        </w:rPr>
+        <w:t>Source Platform</w:t>
+      </w:r>
+      <w:r>
+        <w:t>: Study.com (https://study.com)</w:t>
+      </w:r>
+      <w:r>
+        <w:br/>
         <w:t xml:space="preserve">* </w:t>
       </w:r>
       <w:r>
@@ -909,7 +1394,7 @@
       <w:r>
         <w:t xml:space="preserve">: </w:t>
       </w:r>
-      <w:hyperlink r:id="rId13">
+      <w:hyperlink r:id="rId10">
         <w:r>
           <w:rPr>
             <w:b/>
@@ -923,8 +1408,6 @@
       </w:hyperlink>
       <w:r>
         <w:br/>
-      </w:r>
-      <w:r>
         <w:t xml:space="preserve">* </w:t>
       </w:r>
       <w:r>
@@ -935,133 +1418,202 @@
         <w:t>Download Server / Mirror</w:t>
       </w:r>
       <w:r>
-        <w:t>: study.com</w:t>
-      </w:r>
-      <w:r>
-        <w:br/>
-        <w:t xml:space="preserve">* </w:t>
-      </w:r>
-      <w:r>
-        <w:rPr>
-          <w:b/>
+        <w:t xml:space="preserve">: </w:t>
+      </w:r>
+      <w:r>
+        <w:t>https://study.com [Study.com Server]</w:t>
+      </w:r>
+      <w:r>
+        <w:br/>
+      </w:r>
+      <w:r>
+        <w:t xml:space="preserve">* </w:t>
+      </w:r>
+      <w:r>
+        <w:rPr>
+          <w:b/>
+          <w:bCs/>
         </w:rPr>
         <w:t>Download Method</w:t>
       </w:r>
       <w:r>
+        <w:t>: Browser Extension: Save Page WE</w:t>
+      </w:r>
+      <w:r>
+        <w:t xml:space="preserve"> (</w:t>
+      </w:r>
+      <w:r>
+        <w:t>https://chromewebstore.google.com/detail/save-page-we/dhhpefjklgkmgeafimnjhojgjamoafof</w:t>
+      </w:r>
+      <w:r>
+        <w:t>)</w:t>
+      </w:r>
+      <w:r>
+        <w:t xml:space="preserve"> [Used to save the web page as an HTML file] -&gt; Application: </w:t>
+      </w:r>
+      <w:proofErr w:type="spellStart"/>
+      <w:r>
+        <w:t>PDFCrowd</w:t>
+      </w:r>
+      <w:proofErr w:type="spellEnd"/>
+      <w:r>
+        <w:t xml:space="preserve"> - </w:t>
+      </w:r>
+      <w:r>
+        <w:t>HTML to PDF (https://pdfcrowd.com/html-to-pdf/)</w:t>
+      </w:r>
+      <w:r>
+        <w:rPr>
+          <w:lang w:val="en-US"/>
+        </w:rPr>
+        <w:t xml:space="preserve"> </w:t>
+      </w:r>
+      <w:r>
+        <w:t xml:space="preserve"> [Used to convert the saved HTML file into a PDF document]</w:t>
+      </w:r>
+      <w:r>
+        <w:rPr>
+          <w:b/>
+        </w:rPr>
+        <w:br/>
+      </w:r>
+      <w:r>
+        <w:t xml:space="preserve">* </w:t>
+      </w:r>
+      <w:r>
+        <w:rPr>
+          <w:b/>
+        </w:rPr>
+        <w:t>Download Format</w:t>
+      </w:r>
+      <w:r>
+        <w:t>: .pdf</w:t>
+      </w:r>
+      <w:r>
+        <w:br/>
+        <w:t xml:space="preserve">* </w:t>
+      </w:r>
+      <w:r>
+        <w:rPr>
+          <w:b/>
+        </w:rPr>
+        <w:t>Download Quality</w:t>
+      </w:r>
+      <w:r>
+        <w:t>: Medium</w:t>
+      </w:r>
+      <w:r>
+        <w:br/>
+        <w:t xml:space="preserve">* </w:t>
+      </w:r>
+      <w:r>
+        <w:rPr>
+          <w:b/>
+        </w:rPr>
+        <w:t>Download Date</w:t>
+      </w:r>
+      <w:r>
+        <w:t>: 7/17/2025</w:t>
+      </w:r>
+      <w:r>
+        <w:br/>
+      </w:r>
+      <w:r>
+        <w:t xml:space="preserve">* </w:t>
+      </w:r>
+      <w:r>
+        <w:rPr>
+          <w:b/>
+        </w:rPr>
+        <w:t>Saved Location</w:t>
+      </w:r>
+      <w:r>
         <w:t xml:space="preserve">: </w:t>
       </w:r>
-      <w:r>
-        <w:rPr>
-          <w:sz w:val="18"/>
-          <w:szCs w:val="18"/>
-        </w:rPr>
-        <w:t xml:space="preserve">Save Page WE to get html then Use </w:t>
-      </w:r>
-      <w:hyperlink r:id="rId14">
-        <w:r>
-          <w:rPr>
-            <w:color w:val="1155CC"/>
-            <w:sz w:val="18"/>
-            <w:szCs w:val="18"/>
-            <w:u w:val="single"/>
-          </w:rPr>
-          <w:t>https://pdfcrowd.com/html-to-pdf/</w:t>
-        </w:r>
-      </w:hyperlink>
-      <w:r>
-        <w:rPr>
-          <w:sz w:val="18"/>
-          <w:szCs w:val="18"/>
-        </w:rPr>
-        <w:t xml:space="preserve"> -&gt; to convert html to pdf</w:t>
-      </w:r>
-      <w:r>
-        <w:rPr>
-          <w:sz w:val="18"/>
-          <w:szCs w:val="18"/>
-        </w:rPr>
-        <w:br/>
-      </w:r>
-      <w:r>
-        <w:t xml:space="preserve">* </w:t>
-      </w:r>
-      <w:r>
-        <w:rPr>
-          <w:b/>
-        </w:rPr>
-        <w:t>Download Format</w:t>
-      </w:r>
-      <w:r>
-        <w:t>: .pdf</w:t>
-      </w:r>
-      <w:r>
-        <w:br/>
-        <w:t xml:space="preserve">* </w:t>
-      </w:r>
-      <w:r>
-        <w:rPr>
-          <w:b/>
-        </w:rPr>
-        <w:t>Download Quality</w:t>
-      </w:r>
-      <w:r>
-        <w:t>: Medium</w:t>
-      </w:r>
-      <w:r>
-        <w:br/>
-        <w:t xml:space="preserve">* </w:t>
-      </w:r>
-      <w:r>
-        <w:rPr>
-          <w:b/>
-        </w:rPr>
-        <w:t>Download Date</w:t>
-      </w:r>
-      <w:r>
-        <w:t>: 7/17/2025</w:t>
-      </w:r>
-      <w:r>
-        <w:br/>
-        <w:t xml:space="preserve">* </w:t>
-      </w:r>
-      <w:r>
-        <w:rPr>
-          <w:b/>
-        </w:rPr>
-        <w:t>Saved Location</w:t>
-      </w:r>
-      <w:r>
-        <w:t xml:space="preserve">: </w:t>
-      </w:r>
-      <w:r>
-        <w:rPr>
-          <w:sz w:val="20"/>
-          <w:szCs w:val="20"/>
-        </w:rPr>
-        <w:t>treeknowledge561\Knowledge\Science\1-Formal sciences\0-Intro to Formal sciences\4-Multi sources</w:t>
-      </w:r>
-      <w:r>
-        <w:rPr>
-          <w:sz w:val="20"/>
-          <w:szCs w:val="20"/>
-        </w:rPr>
-        <w:br/>
-      </w:r>
-      <w:r>
-        <w:t xml:space="preserve">* </w:t>
-      </w:r>
-      <w:r>
-        <w:rPr>
-          <w:b/>
-        </w:rPr>
-        <w:t xml:space="preserve">Notes: </w:t>
-      </w:r>
-      <w:r>
-        <w:rPr>
-          <w:sz w:val="20"/>
-          <w:szCs w:val="20"/>
-        </w:rPr>
-        <w:t>Multi sources</w:t>
+      <w:proofErr w:type="spellStart"/>
+      <w:r>
+        <w:rPr>
+          <w:sz w:val="20"/>
+          <w:szCs w:val="20"/>
+        </w:rPr>
+        <w:t>StorageType</w:t>
+      </w:r>
+      <w:proofErr w:type="spellEnd"/>
+      <w:r>
+        <w:rPr>
+          <w:sz w:val="20"/>
+          <w:szCs w:val="20"/>
+        </w:rPr>
+        <w:t xml:space="preserve">: Cloud -&gt; Platform: GitHub -&gt; Account: </w:t>
+      </w:r>
+      <w:proofErr w:type="spellStart"/>
+      <w:r>
+        <w:rPr>
+          <w:sz w:val="20"/>
+          <w:szCs w:val="20"/>
+        </w:rPr>
+        <w:t>topicsscience</w:t>
+      </w:r>
+      <w:proofErr w:type="spellEnd"/>
+      <w:r>
+        <w:rPr>
+          <w:sz w:val="20"/>
+          <w:szCs w:val="20"/>
+        </w:rPr>
+        <w:t xml:space="preserve"> -&gt; Repository: </w:t>
+      </w:r>
+      <w:proofErr w:type="spellStart"/>
+      <w:r>
+        <w:rPr>
+          <w:sz w:val="20"/>
+          <w:szCs w:val="20"/>
+        </w:rPr>
+        <w:t>kingdomheartsknowledge</w:t>
+      </w:r>
+      <w:proofErr w:type="spellEnd"/>
+      <w:r>
+        <w:rPr>
+          <w:sz w:val="20"/>
+          <w:szCs w:val="20"/>
+        </w:rPr>
+        <w:t xml:space="preserve"> -&gt; Path: Knowledge/2-Science/1-Formal sciences</w:t>
+      </w:r>
+      <w:r>
+        <w:rPr>
+          <w:sz w:val="20"/>
+          <w:szCs w:val="20"/>
+        </w:rPr>
+        <w:t>/</w:t>
+      </w:r>
+      <w:r>
+        <w:rPr>
+          <w:sz w:val="20"/>
+          <w:szCs w:val="20"/>
+        </w:rPr>
+        <w:t>0-Intro to Formal sciences</w:t>
+      </w:r>
+      <w:r>
+        <w:rPr>
+          <w:sz w:val="20"/>
+          <w:szCs w:val="20"/>
+        </w:rPr>
+        <w:t>/..</w:t>
+      </w:r>
+      <w:r>
+        <w:rPr>
+          <w:sz w:val="20"/>
+          <w:szCs w:val="20"/>
+        </w:rPr>
+        <w:br/>
+      </w:r>
+      <w:r>
+        <w:t xml:space="preserve">* </w:t>
+      </w:r>
+      <w:r>
+        <w:rPr>
+          <w:b/>
+        </w:rPr>
+        <w:t>Notes:</w:t>
       </w:r>
     </w:p>
     <w:sectPr>
@@ -1079,11 +1631,11 @@
   <w:abstractNum w:abstractNumId="0" w15:restartNumberingAfterBreak="0">
     <w:nsid w:val="26A65857"/>
     <w:multiLevelType w:val="multilevel"/>
-    <w:tmpl w:val="B2CA8278"/>
+    <w:tmpl w:val="2AF2FA36"/>
     <w:lvl w:ilvl="0">
       <w:start w:val="1"/>
-      <w:numFmt w:val="bullet"/>
-      <w:lvlText w:val="-"/>
+      <w:numFmt w:val="decimal"/>
+      <w:lvlText w:val="%1."/>
       <w:lvlJc w:val="left"/>
       <w:pPr>
         <w:ind w:left="720" w:hanging="360"/>
@@ -1192,11 +1744,11 @@
   <w:abstractNum w:abstractNumId="1" w15:restartNumberingAfterBreak="0">
     <w:nsid w:val="53C45C18"/>
     <w:multiLevelType w:val="multilevel"/>
-    <w:tmpl w:val="A26C9D00"/>
+    <w:tmpl w:val="2AF2FA36"/>
     <w:lvl w:ilvl="0">
       <w:start w:val="1"/>
-      <w:numFmt w:val="bullet"/>
-      <w:lvlText w:val="-"/>
+      <w:numFmt w:val="decimal"/>
+      <w:lvlText w:val="%1."/>
       <w:lvlJc w:val="left"/>
       <w:pPr>
         <w:ind w:left="720" w:hanging="360"/>
@@ -2010,6 +2562,40 @@
       <w:szCs w:val="30"/>
     </w:rPr>
   </w:style>
+  <w:style w:type="paragraph" w:styleId="ListParagraph">
+    <w:name w:val="List Paragraph"/>
+    <w:basedOn w:val="Normal"/>
+    <w:uiPriority w:val="34"/>
+    <w:qFormat/>
+    <w:rsid w:val="0090440D"/>
+    <w:pPr>
+      <w:ind w:left="720"/>
+      <w:contextualSpacing/>
+    </w:pPr>
+  </w:style>
+  <w:style w:type="character" w:styleId="Hyperlink">
+    <w:name w:val="Hyperlink"/>
+    <w:basedOn w:val="DefaultParagraphFont"/>
+    <w:uiPriority w:val="99"/>
+    <w:unhideWhenUsed/>
+    <w:rsid w:val="00D549B3"/>
+    <w:rPr>
+      <w:color w:val="0000FF" w:themeColor="hyperlink"/>
+      <w:u w:val="single"/>
+    </w:rPr>
+  </w:style>
+  <w:style w:type="character" w:styleId="UnresolvedMention">
+    <w:name w:val="Unresolved Mention"/>
+    <w:basedOn w:val="DefaultParagraphFont"/>
+    <w:uiPriority w:val="99"/>
+    <w:semiHidden/>
+    <w:unhideWhenUsed/>
+    <w:rsid w:val="00D549B3"/>
+    <w:rPr>
+      <w:color w:val="605E5C"/>
+      <w:shd w:val="clear" w:color="auto" w:fill="E1DFDD"/>
+    </w:rPr>
+  </w:style>
 </w:styles>
 </file>
 

--- a/Knowledge/2-Science/1-Formal sciences/0-Intro to Formal sciences/4-Multi Sources/0-General information/Sources.docx
+++ b/Knowledge/2-Science/1-Formal sciences/0-Intro to Formal sciences/4-Multi Sources/0-General information/Sources.docx
@@ -14,106 +14,89 @@
         <w:rPr>
           <w:b/>
         </w:rPr>
-        <w:t>* Download Name</w:t>
+        <w:t xml:space="preserve">* Source ID: </w:t>
+      </w:r>
+      <w:r>
+        <w:rPr>
+          <w:bCs/>
+        </w:rPr>
+        <w:t>2</w:t>
+      </w:r>
+      <w:r>
+        <w:rPr>
+          <w:bCs/>
+        </w:rPr>
+        <w:t>3</w:t>
+      </w:r>
+      <w:r>
+        <w:br/>
+        <w:t xml:space="preserve">* </w:t>
+      </w:r>
+      <w:r>
+        <w:rPr>
+          <w:b/>
+        </w:rPr>
+        <w:t>Content Title</w:t>
+      </w:r>
+      <w:r>
+        <w:t>: [logic - Assertion vs Statement - Mathematics Stack Exchange.html -&gt; logic - Assertion vs Statement - Mathematics Stack Exchange.pdf -&gt; Assertion vs Statement.pdf] [Multi Sources - Assertion vs Statement]</w:t>
+      </w:r>
+      <w:r>
+        <w:br/>
+        <w:t xml:space="preserve">* </w:t>
+      </w:r>
+      <w:r>
+        <w:rPr>
+          <w:b/>
+        </w:rPr>
+        <w:t>Content Type</w:t>
+      </w:r>
+      <w:r>
+        <w:t>: Document</w:t>
+      </w:r>
+      <w:r>
+        <w:br/>
+        <w:t xml:space="preserve">* </w:t>
+      </w:r>
+      <w:r>
+        <w:rPr>
+          <w:b/>
+        </w:rPr>
+        <w:t>Domain</w:t>
+      </w:r>
+      <w:r>
+        <w:t>: Educational</w:t>
+      </w:r>
+      <w:r>
+        <w:br/>
+        <w:t xml:space="preserve">* </w:t>
+      </w:r>
+      <w:r>
+        <w:rPr>
+          <w:b/>
+        </w:rPr>
+        <w:t>Source Platform</w:t>
+      </w:r>
+      <w:r>
+        <w:t>: Math Stack Exchange (https://math.stackexchange.com)</w:t>
+      </w:r>
+      <w:r>
+        <w:br/>
+        <w:t xml:space="preserve">* </w:t>
+      </w:r>
+      <w:r>
+        <w:rPr>
+          <w:b/>
+        </w:rPr>
+        <w:t>Source Reference</w:t>
       </w:r>
       <w:r>
         <w:t xml:space="preserve">: </w:t>
       </w:r>
-      <w:r>
-        <w:t>[</w:t>
-      </w:r>
-      <w:r>
-        <w:t>logic - Assertion vs Statement - Mathematics Stack Exchange.html</w:t>
-      </w:r>
-      <w:r>
-        <w:t xml:space="preserve"> -&gt; </w:t>
-      </w:r>
-      <w:r>
-        <w:t>logic - Assertion vs Statement - Mathematics Stack Exchange.pdf</w:t>
-      </w:r>
-      <w:r>
-        <w:t xml:space="preserve"> -&gt; </w:t>
-      </w:r>
-      <w:r>
-        <w:t>Assertion vs Statement.pdf</w:t>
-      </w:r>
-      <w:r>
-        <w:t>] [</w:t>
-      </w:r>
-      <w:r>
-        <w:t>Multi Sources - Assertion vs Statement</w:t>
-      </w:r>
-      <w:r>
-        <w:t>]</w:t>
-      </w:r>
-      <w:r>
-        <w:rPr>
-          <w:b/>
-        </w:rPr>
-        <w:br/>
-      </w:r>
-      <w:r>
-        <w:t xml:space="preserve">* </w:t>
-      </w:r>
-      <w:r>
-        <w:rPr>
-          <w:b/>
-        </w:rPr>
-        <w:t>Download Type</w:t>
-      </w:r>
-      <w:r>
-        <w:t>: Document</w:t>
-      </w:r>
-      <w:r>
-        <w:br/>
-        <w:t xml:space="preserve">* </w:t>
-      </w:r>
-      <w:r>
-        <w:rPr>
-          <w:b/>
-        </w:rPr>
-        <w:t>Source Type</w:t>
-      </w:r>
-      <w:r>
-        <w:t>: Educational</w:t>
-      </w:r>
-      <w:r>
-        <w:br/>
-      </w:r>
-      <w:r>
-        <w:t xml:space="preserve">* </w:t>
-      </w:r>
-      <w:r>
-        <w:rPr>
-          <w:b/>
-          <w:bCs/>
-        </w:rPr>
-        <w:t>Source Platform</w:t>
-      </w:r>
-      <w:r>
-        <w:t>: Math Stack Exchange (https://math.stackexchange.com)</w:t>
-      </w:r>
-      <w:r>
-        <w:br/>
-        <w:t xml:space="preserve">* </w:t>
-      </w:r>
-      <w:r>
-        <w:rPr>
-          <w:b/>
-        </w:rPr>
-        <w:t>Download Source</w:t>
-      </w:r>
-      <w:r>
-        <w:t xml:space="preserve">: </w:t>
-      </w:r>
-      <w:hyperlink r:id="rId6">
+      <w:hyperlink r:id="rId6" w:history="1">
         <w:r>
           <w:rPr>
-            <w:b/>
-            <w:color w:val="1155CC"/>
-            <w:sz w:val="18"/>
-            <w:szCs w:val="18"/>
-            <w:u w:val="single"/>
+            <w:rStyle w:val="Hyperlink"/>
           </w:rPr>
           <w:t>https://math.stackexchange.com/questions/4641943/assertion-vs-statement</w:t>
         </w:r>
@@ -127,18 +110,16 @@
           <w:b/>
           <w:bCs/>
         </w:rPr>
-        <w:t>Download Server / Mirror</w:t>
+        <w:t>Source Type</w:t>
       </w:r>
       <w:r>
         <w:t xml:space="preserve">: </w:t>
       </w:r>
       <w:r>
-        <w:t>https://math.stackexchange.com [Math Stack Exchange Server]</w:t>
-      </w:r>
-      <w:r>
-        <w:br/>
-      </w:r>
-      <w:r>
+        <w:t>Downloaded/Converted</w:t>
+      </w:r>
+      <w:r>
+        <w:br/>
         <w:t xml:space="preserve">* </w:t>
       </w:r>
       <w:r>
@@ -146,60 +127,52 @@
           <w:b/>
           <w:bCs/>
         </w:rPr>
-        <w:t>Download Method</w:t>
-      </w:r>
-      <w:r>
-        <w:t>: Browser Extension: Save Page WE</w:t>
-      </w:r>
-      <w:r>
-        <w:t xml:space="preserve"> (</w:t>
-      </w:r>
-      <w:r>
-        <w:t>https://chromewebstore.google.com/detail/save-page-we/dhhpefjklgkmgeafimnjhojgjamoafof</w:t>
-      </w:r>
-      <w:r>
-        <w:t>)</w:t>
-      </w:r>
-      <w:r>
-        <w:t xml:space="preserve"> [Used to save the web page as an HTML file] -&gt; Application: </w:t>
-      </w:r>
-      <w:proofErr w:type="spellStart"/>
-      <w:r>
-        <w:t>PDFCrowd</w:t>
-      </w:r>
-      <w:proofErr w:type="spellEnd"/>
+        <w:t>Source Nature:</w:t>
+      </w:r>
       <w:r>
         <w:t xml:space="preserve"> </w:t>
       </w:r>
       <w:r>
-        <w:t xml:space="preserve">- </w:t>
-      </w:r>
-      <w:r>
-        <w:t>HTML to PDF (https://pdfcrowd.com/html-to-pdf/)</w:t>
-      </w:r>
-      <w:r>
-        <w:rPr>
-          <w:lang w:val="en-US"/>
-        </w:rPr>
-        <w:t xml:space="preserve"> </w:t>
-      </w:r>
-      <w:r>
-        <w:t xml:space="preserve"> [Used to convert the saved HTML file into a PDF document]</w:t>
-      </w:r>
-      <w:r>
-        <w:rPr>
-          <w:b/>
-        </w:rPr>
-        <w:br/>
-      </w:r>
-      <w:r>
-        <w:t xml:space="preserve">* </w:t>
-      </w:r>
-      <w:r>
-        <w:rPr>
-          <w:b/>
-        </w:rPr>
-        <w:t>Download Format</w:t>
+        <w:t>D</w:t>
+      </w:r>
+      <w:r>
+        <w:t>igital</w:t>
+      </w:r>
+      <w:r>
+        <w:br/>
+        <w:t xml:space="preserve">* </w:t>
+      </w:r>
+      <w:r>
+        <w:rPr>
+          <w:b/>
+        </w:rPr>
+        <w:t>Storage Host</w:t>
+      </w:r>
+      <w:r>
+        <w:t>: https://math.stackexchange.com [Math Stack Exchange Server]</w:t>
+      </w:r>
+      <w:r>
+        <w:br/>
+        <w:t xml:space="preserve">* </w:t>
+      </w:r>
+      <w:r>
+        <w:rPr>
+          <w:b/>
+        </w:rPr>
+        <w:t>Acquisition Method</w:t>
+      </w:r>
+      <w:r>
+        <w:t>: Browser Extension: Save Page WE (https://chromewebstore.google.com/detail/save-page-we/dhhpefjklgkmgeafimnjhojgjamoafof) [Used to save the web page as an HTML file] -&gt; Application: PDFCrowd - HTML to PDF (https://pdfcrowd.com/html-to-pdf/)  [Used to convert the saved HTML file into a PDF document]</w:t>
+      </w:r>
+      <w:r>
+        <w:br/>
+        <w:t xml:space="preserve">* </w:t>
+      </w:r>
+      <w:r>
+        <w:rPr>
+          <w:b/>
+        </w:rPr>
+        <w:t>File Format</w:t>
       </w:r>
       <w:r>
         <w:t>: .pdf</w:t>
@@ -212,7 +185,7 @@
         <w:rPr>
           <w:b/>
         </w:rPr>
-        <w:t>Download Quality</w:t>
+        <w:t>Content Quality</w:t>
       </w:r>
       <w:r>
         <w:t>: Medium</w:t>
@@ -225,120 +198,42 @@
         <w:rPr>
           <w:b/>
         </w:rPr>
-        <w:t>Download Date</w:t>
+        <w:t>Acquisition Date</w:t>
       </w:r>
       <w:r>
         <w:t>: 7/17/2025</w:t>
       </w:r>
       <w:r>
         <w:br/>
-      </w:r>
-      <w:r>
-        <w:t xml:space="preserve">* </w:t>
-      </w:r>
-      <w:r>
-        <w:rPr>
-          <w:b/>
-        </w:rPr>
-        <w:t>Saved Location</w:t>
-      </w:r>
-      <w:r>
-        <w:t xml:space="preserve">: </w:t>
-      </w:r>
-      <w:proofErr w:type="spellStart"/>
-      <w:r>
-        <w:rPr>
-          <w:sz w:val="20"/>
-          <w:szCs w:val="20"/>
-        </w:rPr>
-        <w:t>StorageType</w:t>
-      </w:r>
-      <w:proofErr w:type="spellEnd"/>
-      <w:r>
-        <w:rPr>
-          <w:sz w:val="20"/>
-          <w:szCs w:val="20"/>
-        </w:rPr>
-        <w:t xml:space="preserve">: Cloud -&gt; Platform: GitHub -&gt; Account: </w:t>
-      </w:r>
-      <w:proofErr w:type="spellStart"/>
-      <w:r>
-        <w:rPr>
-          <w:sz w:val="20"/>
-          <w:szCs w:val="20"/>
-        </w:rPr>
-        <w:t>topicsscience</w:t>
-      </w:r>
-      <w:proofErr w:type="spellEnd"/>
-      <w:r>
-        <w:rPr>
-          <w:sz w:val="20"/>
-          <w:szCs w:val="20"/>
-        </w:rPr>
-        <w:t xml:space="preserve"> -&gt; Repository: </w:t>
-      </w:r>
-      <w:proofErr w:type="spellStart"/>
-      <w:r>
-        <w:rPr>
-          <w:sz w:val="20"/>
-          <w:szCs w:val="20"/>
-        </w:rPr>
-        <w:t>kingdomheartsknowledge</w:t>
-      </w:r>
-      <w:proofErr w:type="spellEnd"/>
-      <w:r>
-        <w:rPr>
-          <w:sz w:val="20"/>
-          <w:szCs w:val="20"/>
-        </w:rPr>
-        <w:t xml:space="preserve"> -&gt; Path: Knowledge/2-Science/1-Formal sciences</w:t>
-      </w:r>
-      <w:r>
-        <w:rPr>
-          <w:sz w:val="20"/>
-          <w:szCs w:val="20"/>
-        </w:rPr>
-        <w:t>/</w:t>
-      </w:r>
-      <w:r>
-        <w:rPr>
-          <w:sz w:val="20"/>
-          <w:szCs w:val="20"/>
-        </w:rPr>
-        <w:t>0-Intro to Formal sciences</w:t>
-      </w:r>
-      <w:r>
-        <w:rPr>
-          <w:sz w:val="20"/>
-          <w:szCs w:val="20"/>
-        </w:rPr>
-        <w:t>/..</w:t>
-      </w:r>
-      <w:r>
-        <w:rPr>
-          <w:sz w:val="20"/>
-          <w:szCs w:val="20"/>
-        </w:rPr>
-        <w:br/>
-      </w:r>
-      <w:r>
-        <w:t xml:space="preserve">* </w:t>
-      </w:r>
-      <w:r>
-        <w:rPr>
-          <w:b/>
-        </w:rPr>
-        <w:t>Notes:</w:t>
+        <w:t xml:space="preserve">* </w:t>
+      </w:r>
+      <w:r>
+        <w:rPr>
+          <w:b/>
+        </w:rPr>
+        <w:t>Storage Location</w:t>
+      </w:r>
+      <w:r>
+        <w:t>: StorageType: Cloud -&gt; Platform: GitHub -&gt; Account: topicsscience -&gt; Repository: kingdomheartsknowledge -&gt; Path: Knowledge/2-Science/1-Formal sciences/0-Intro to Formal sciences/..</w:t>
+      </w:r>
+      <w:r>
+        <w:br/>
+        <w:t xml:space="preserve">* </w:t>
+      </w:r>
+      <w:r>
+        <w:rPr>
+          <w:b/>
+        </w:rPr>
+        <w:t>Notes</w:t>
+      </w:r>
+      <w:r>
+        <w:t>:</w:t>
       </w:r>
     </w:p>
     <w:p>
       <w:pPr>
         <w:spacing w:before="240" w:after="240"/>
         <w:ind w:left="720"/>
-        <w:rPr>
-          <w:sz w:val="20"/>
-          <w:szCs w:val="20"/>
-        </w:rPr>
       </w:pPr>
     </w:p>
     <w:p>
@@ -354,106 +249,106 @@
         <w:rPr>
           <w:b/>
         </w:rPr>
-        <w:t>* Download Name</w:t>
+        <w:t xml:space="preserve">* Source ID: </w:t>
+      </w:r>
+      <w:r>
+        <w:rPr>
+          <w:bCs/>
+        </w:rPr>
+        <w:t>2</w:t>
+      </w:r>
+      <w:r>
+        <w:rPr>
+          <w:bCs/>
+        </w:rPr>
+        <w:t>4</w:t>
+      </w:r>
+      <w:r>
+        <w:br/>
+      </w:r>
+      <w:r>
+        <w:t xml:space="preserve">* </w:t>
+      </w:r>
+      <w:r>
+        <w:rPr>
+          <w:b/>
+        </w:rPr>
+        <w:t>Content Title</w:t>
+      </w:r>
+      <w:r>
+        <w:t>: [66afe360-0486-41a9-935f-5e4f277e93e1.pdf -&gt; Propositions.pdf] [Multi Sources - Propositions]</w:t>
+      </w:r>
+      <w:r>
+        <w:br/>
+        <w:t xml:space="preserve">* </w:t>
+      </w:r>
+      <w:r>
+        <w:rPr>
+          <w:b/>
+        </w:rPr>
+        <w:t>Content Type</w:t>
+      </w:r>
+      <w:r>
+        <w:t>: Document</w:t>
+      </w:r>
+      <w:r>
+        <w:br/>
+        <w:t xml:space="preserve">* </w:t>
+      </w:r>
+      <w:r>
+        <w:rPr>
+          <w:b/>
+        </w:rPr>
+        <w:t>Domain</w:t>
+      </w:r>
+      <w:r>
+        <w:t>: Educational</w:t>
+      </w:r>
+      <w:r>
+        <w:br/>
+        <w:t xml:space="preserve">* </w:t>
+      </w:r>
+      <w:r>
+        <w:rPr>
+          <w:b/>
+        </w:rPr>
+        <w:t>Source Platform</w:t>
+      </w:r>
+      <w:r>
+        <w:t>: University of Houston (https://www.uh.edu)</w:t>
+      </w:r>
+      <w:r>
+        <w:br/>
+        <w:t xml:space="preserve">* </w:t>
+      </w:r>
+      <w:r>
+        <w:rPr>
+          <w:b/>
+        </w:rPr>
+        <w:t>Source Reference</w:t>
       </w:r>
       <w:r>
         <w:t xml:space="preserve">: </w:t>
       </w:r>
-      <w:r>
-        <w:t>[</w:t>
-      </w:r>
-      <w:r>
-        <w:t>66afe360-0486-41a9-935f-5e4f277e93e1.pdf</w:t>
-      </w:r>
-      <w:r>
-        <w:t xml:space="preserve"> </w:t>
-      </w:r>
-      <w:r>
-        <w:t>-&gt;</w:t>
-      </w:r>
-      <w:r>
-        <w:t xml:space="preserve"> </w:t>
-      </w:r>
-      <w:r>
-        <w:t>Propositions.pdf</w:t>
-      </w:r>
-      <w:r>
-        <w:t>] [</w:t>
-      </w:r>
-      <w:r>
-        <w:t>Multi Sources - Propositions</w:t>
-      </w:r>
-      <w:r>
-        <w:t>]</w:t>
-      </w:r>
-      <w:r>
-        <w:rPr>
-          <w:b/>
-        </w:rPr>
-        <w:br/>
-      </w:r>
-      <w:r>
-        <w:t xml:space="preserve">* </w:t>
-      </w:r>
-      <w:r>
-        <w:rPr>
-          <w:b/>
-        </w:rPr>
-        <w:t>Download Type</w:t>
-      </w:r>
-      <w:r>
-        <w:t>: Document</w:t>
-      </w:r>
-      <w:r>
-        <w:br/>
-        <w:t xml:space="preserve">* </w:t>
-      </w:r>
-      <w:r>
-        <w:rPr>
-          <w:b/>
-        </w:rPr>
-        <w:t>Source Type</w:t>
-      </w:r>
-      <w:r>
-        <w:t>: Educational</w:t>
-      </w:r>
-      <w:r>
-        <w:br/>
-      </w:r>
-      <w:r>
-        <w:t xml:space="preserve">* </w:t>
-      </w:r>
-      <w:r>
-        <w:rPr>
-          <w:b/>
-          <w:bCs/>
-        </w:rPr>
-        <w:t>Source Platform</w:t>
-      </w:r>
-      <w:r>
-        <w:t>: University of Houston (https://www.uh.edu)</w:t>
-      </w:r>
-      <w:r>
-        <w:br/>
-        <w:t xml:space="preserve">* </w:t>
-      </w:r>
-      <w:r>
-        <w:rPr>
-          <w:b/>
-        </w:rPr>
-        <w:t>Download Source</w:t>
-      </w:r>
-      <w:r>
-        <w:t xml:space="preserve">: </w:t>
-      </w:r>
-      <w:hyperlink r:id="rId7">
+      <w:hyperlink r:id="rId7" w:history="1">
         <w:r>
           <w:rPr>
+            <w:rStyle w:val="Hyperlink"/>
+          </w:rPr>
+          <w:t>https://www.math.uh.edu/~pwalker/3336Sp21Sec1.1</w:t>
+        </w:r>
+        <w:r>
+          <w:rPr>
+            <w:rStyle w:val="Hyperlink"/>
             <w:b/>
-            <w:color w:val="1155CC"/>
-            <w:u w:val="single"/>
           </w:rPr>
-          <w:t>https://www.math.uh.edu/~pwalker/3336Sp21Sec1.1Notes.pdf</w:t>
+          <w:t>Notes</w:t>
+        </w:r>
+        <w:r>
+          <w:rPr>
+            <w:rStyle w:val="Hyperlink"/>
+          </w:rPr>
+          <w:t>.pdf</w:t>
         </w:r>
       </w:hyperlink>
       <w:r>
@@ -465,18 +360,16 @@
           <w:b/>
           <w:bCs/>
         </w:rPr>
-        <w:t>Download Server / Mirror</w:t>
+        <w:t>Source Type</w:t>
       </w:r>
       <w:r>
         <w:t xml:space="preserve">: </w:t>
       </w:r>
       <w:r>
-        <w:t xml:space="preserve">https://www.math.uh.edu [University of Houston Math Department Server] </w:t>
-      </w:r>
-      <w:r>
-        <w:br/>
-      </w:r>
-      <w:r>
+        <w:t>Downloaded</w:t>
+      </w:r>
+      <w:r>
+        <w:br/>
         <w:t xml:space="preserve">* </w:t>
       </w:r>
       <w:r>
@@ -484,22 +377,52 @@
           <w:b/>
           <w:bCs/>
         </w:rPr>
-        <w:t>Download Method</w:t>
+        <w:t>Source Nature:</w:t>
+      </w:r>
+      <w:r>
+        <w:t xml:space="preserve"> </w:t>
+      </w:r>
+      <w:r>
+        <w:t>D</w:t>
+      </w:r>
+      <w:r>
+        <w:t>igital</w:t>
+      </w:r>
+      <w:r>
+        <w:br/>
+        <w:t xml:space="preserve">* </w:t>
+      </w:r>
+      <w:r>
+        <w:rPr>
+          <w:b/>
+        </w:rPr>
+        <w:t>Storage Host</w:t>
+      </w:r>
+      <w:r>
+        <w:t xml:space="preserve">: https://www.math.uh.edu [University of Houston Math Department Server] </w:t>
+      </w:r>
+      <w:r>
+        <w:br/>
+        <w:t xml:space="preserve">* </w:t>
+      </w:r>
+      <w:r>
+        <w:rPr>
+          <w:b/>
+        </w:rPr>
+        <w:t>Acquisition Method</w:t>
       </w:r>
       <w:r>
         <w:t xml:space="preserve">: Web Browser: Direct Save [Saved pdf directly from browser] </w:t>
       </w:r>
       <w:r>
         <w:br/>
-      </w:r>
-      <w:r>
-        <w:t xml:space="preserve">* </w:t>
-      </w:r>
-      <w:r>
-        <w:rPr>
-          <w:b/>
-        </w:rPr>
-        <w:t>Download Format</w:t>
+        <w:t xml:space="preserve">* </w:t>
+      </w:r>
+      <w:r>
+        <w:rPr>
+          <w:b/>
+        </w:rPr>
+        <w:t>File Format</w:t>
       </w:r>
       <w:r>
         <w:t>: .pdf</w:t>
@@ -512,7 +435,7 @@
         <w:rPr>
           <w:b/>
         </w:rPr>
-        <w:t>Download Quality</w:t>
+        <w:t>Content Quality</w:t>
       </w:r>
       <w:r>
         <w:t>: High</w:t>
@@ -525,126 +448,49 @@
         <w:rPr>
           <w:b/>
         </w:rPr>
-        <w:t>Download Date</w:t>
+        <w:t>Acquisition Date</w:t>
       </w:r>
       <w:r>
         <w:t>: 7/17/2025</w:t>
       </w:r>
       <w:r>
         <w:br/>
-      </w:r>
-      <w:r>
-        <w:t xml:space="preserve">* </w:t>
-      </w:r>
-      <w:r>
-        <w:rPr>
-          <w:b/>
-        </w:rPr>
-        <w:t>Saved Location</w:t>
-      </w:r>
-      <w:r>
-        <w:t xml:space="preserve">: </w:t>
-      </w:r>
-      <w:proofErr w:type="spellStart"/>
-      <w:r>
+        <w:t xml:space="preserve">* </w:t>
+      </w:r>
+      <w:r>
+        <w:rPr>
+          <w:b/>
+        </w:rPr>
+        <w:t>Storage Location</w:t>
+      </w:r>
+      <w:r>
+        <w:t xml:space="preserve">: StorageType: Cloud -&gt; Platform: GitHub -&gt; Account: topicsscience -&gt; Repository: kingdomheartsknowledge -&gt; Path: Knowledge/2-Science/1-Formal </w:t>
+      </w:r>
+      <w:r>
+        <w:lastRenderedPageBreak/>
+        <w:t>sciences/0-Intro to Formal sciences/..</w:t>
+      </w:r>
+      <w:r>
+        <w:br/>
+        <w:t xml:space="preserve">* </w:t>
+      </w:r>
+      <w:r>
+        <w:rPr>
+          <w:b/>
+        </w:rPr>
+        <w:t>Notes</w:t>
+      </w:r>
+      <w:r>
+        <w:t>:</w:t>
+      </w:r>
+    </w:p>
+    <w:p>
+      <w:pPr>
         <w:rPr>
           <w:sz w:val="20"/>
           <w:szCs w:val="20"/>
         </w:rPr>
-        <w:t>StorageType</w:t>
-      </w:r>
-      <w:proofErr w:type="spellEnd"/>
-      <w:r>
-        <w:rPr>
-          <w:sz w:val="20"/>
-          <w:szCs w:val="20"/>
-        </w:rPr>
-        <w:t xml:space="preserve">: Cloud -&gt; Platform: GitHub -&gt; Account: </w:t>
-      </w:r>
-      <w:proofErr w:type="spellStart"/>
-      <w:r>
-        <w:rPr>
-          <w:sz w:val="20"/>
-          <w:szCs w:val="20"/>
-        </w:rPr>
-        <w:t>topicsscience</w:t>
-      </w:r>
-      <w:proofErr w:type="spellEnd"/>
-      <w:r>
-        <w:rPr>
-          <w:sz w:val="20"/>
-          <w:szCs w:val="20"/>
-        </w:rPr>
-        <w:t xml:space="preserve"> -&gt; Repository: </w:t>
-      </w:r>
-      <w:proofErr w:type="spellStart"/>
-      <w:r>
-        <w:rPr>
-          <w:sz w:val="20"/>
-          <w:szCs w:val="20"/>
-        </w:rPr>
-        <w:t>kingdomheartsknowledge</w:t>
-      </w:r>
-      <w:proofErr w:type="spellEnd"/>
-      <w:r>
-        <w:rPr>
-          <w:sz w:val="20"/>
-          <w:szCs w:val="20"/>
-        </w:rPr>
-        <w:t xml:space="preserve"> -&gt; Path: Knowledge/2-Science/1-Formal sciences</w:t>
-      </w:r>
-      <w:r>
-        <w:rPr>
-          <w:sz w:val="20"/>
-          <w:szCs w:val="20"/>
-        </w:rPr>
-        <w:t>/</w:t>
-      </w:r>
-      <w:r>
-        <w:rPr>
-          <w:sz w:val="20"/>
-          <w:szCs w:val="20"/>
-        </w:rPr>
-        <w:t>0-Intro to Formal sciences</w:t>
-      </w:r>
-      <w:r>
-        <w:rPr>
-          <w:sz w:val="20"/>
-          <w:szCs w:val="20"/>
-        </w:rPr>
-        <w:t>/..</w:t>
-      </w:r>
-      <w:r>
-        <w:rPr>
-          <w:sz w:val="20"/>
-          <w:szCs w:val="20"/>
-        </w:rPr>
-        <w:br/>
-      </w:r>
-      <w:r>
-        <w:t xml:space="preserve">* </w:t>
-      </w:r>
-      <w:r>
-        <w:rPr>
-          <w:b/>
-        </w:rPr>
-        <w:t>Notes:</w:t>
-      </w:r>
-    </w:p>
-    <w:p>
-      <w:pPr>
-        <w:rPr>
-          <w:sz w:val="20"/>
-          <w:szCs w:val="20"/>
-        </w:rPr>
-      </w:pPr>
-      <w:r>
-        <w:rPr>
-          <w:sz w:val="20"/>
-          <w:szCs w:val="20"/>
-        </w:rPr>
-        <w:br w:type="page"/>
-      </w:r>
+      </w:pPr>
     </w:p>
     <w:p>
       <w:pPr>
@@ -659,95 +505,91 @@
         <w:rPr>
           <w:b/>
         </w:rPr>
-        <w:lastRenderedPageBreak/>
-        <w:t>* Download Name</w:t>
+        <w:t xml:space="preserve">* Source ID: </w:t>
+      </w:r>
+      <w:r>
+        <w:rPr>
+          <w:bCs/>
+        </w:rPr>
+        <w:t>2</w:t>
+      </w:r>
+      <w:r>
+        <w:rPr>
+          <w:bCs/>
+        </w:rPr>
+        <w:t>5</w:t>
+      </w:r>
+      <w:r>
+        <w:br/>
+      </w:r>
+      <w:r>
+        <w:t xml:space="preserve">* </w:t>
+      </w:r>
+      <w:r>
+        <w:rPr>
+          <w:b/>
+        </w:rPr>
+        <w:t>Content Title</w:t>
+      </w:r>
+      <w:r>
+        <w:t>: [learningenglish_voanews_com_a_ask_a_teacher_sentences_and_statements_4650464_html.pdf -&gt; Sentence or Statement.pdf] [Multi Sources - Sentence or Statement]</w:t>
+      </w:r>
+      <w:r>
+        <w:br/>
+        <w:t xml:space="preserve">* </w:t>
+      </w:r>
+      <w:r>
+        <w:rPr>
+          <w:b/>
+        </w:rPr>
+        <w:t>Content Type</w:t>
+      </w:r>
+      <w:r>
+        <w:t>: Document</w:t>
+      </w:r>
+      <w:r>
+        <w:br/>
+        <w:t xml:space="preserve">* </w:t>
+      </w:r>
+      <w:r>
+        <w:rPr>
+          <w:b/>
+        </w:rPr>
+        <w:t>Domain</w:t>
+      </w:r>
+      <w:r>
+        <w:t>: Educational</w:t>
+      </w:r>
+      <w:r>
+        <w:br/>
+        <w:t xml:space="preserve">* </w:t>
+      </w:r>
+      <w:r>
+        <w:rPr>
+          <w:b/>
+        </w:rPr>
+        <w:t>Source Platform</w:t>
+      </w:r>
+      <w:r>
+        <w:t>: VOA Learning English (https://learningenglish.voanews.com)</w:t>
+      </w:r>
+      <w:r>
+        <w:br/>
+        <w:t xml:space="preserve">* </w:t>
+      </w:r>
+      <w:r>
+        <w:rPr>
+          <w:b/>
+        </w:rPr>
+        <w:t>Source Reference</w:t>
       </w:r>
       <w:r>
         <w:t xml:space="preserve">: </w:t>
       </w:r>
-      <w:r>
-        <w:t>[</w:t>
-      </w:r>
-      <w:r>
-        <w:t>learningenglish_voanews_com_a_ask_a_teacher_sentences_and_statements_4650464_html.pdf</w:t>
-      </w:r>
-      <w:r>
-        <w:t xml:space="preserve"> -&gt; </w:t>
-      </w:r>
-      <w:r>
-        <w:t>Sentence or Statement.pdf</w:t>
-      </w:r>
-      <w:r>
-        <w:t>] [</w:t>
-      </w:r>
-      <w:r>
-        <w:t>Multi Sources - Sentence or Statement</w:t>
-      </w:r>
-      <w:r>
-        <w:t>]</w:t>
-      </w:r>
-      <w:r>
-        <w:br/>
-        <w:t xml:space="preserve">* </w:t>
-      </w:r>
-      <w:r>
-        <w:rPr>
-          <w:b/>
-        </w:rPr>
-        <w:t>Download Type</w:t>
-      </w:r>
-      <w:r>
-        <w:t>: Document</w:t>
-      </w:r>
-      <w:r>
-        <w:br/>
-        <w:t xml:space="preserve">* </w:t>
-      </w:r>
-      <w:r>
-        <w:rPr>
-          <w:b/>
-        </w:rPr>
-        <w:t>Source Type</w:t>
-      </w:r>
-      <w:r>
-        <w:t>: Educational</w:t>
-      </w:r>
-      <w:r>
-        <w:br/>
-      </w:r>
-      <w:r>
-        <w:t xml:space="preserve">* </w:t>
-      </w:r>
-      <w:r>
-        <w:rPr>
-          <w:b/>
-          <w:bCs/>
-        </w:rPr>
-        <w:t>Source Platform</w:t>
-      </w:r>
-      <w:r>
-        <w:t>: VOA Learning English (https://learningenglish.voanews.com)</w:t>
-      </w:r>
-      <w:r>
-        <w:br/>
-        <w:t xml:space="preserve">* </w:t>
-      </w:r>
-      <w:r>
-        <w:rPr>
-          <w:b/>
-        </w:rPr>
-        <w:t>Download Source</w:t>
-      </w:r>
-      <w:r>
-        <w:t xml:space="preserve">: </w:t>
-      </w:r>
-      <w:hyperlink r:id="rId8">
+      <w:hyperlink r:id="rId8" w:history="1">
         <w:r>
           <w:rPr>
-            <w:color w:val="1155CC"/>
-            <w:sz w:val="14"/>
-            <w:szCs w:val="14"/>
-            <w:u w:val="single"/>
+            <w:rStyle w:val="Hyperlink"/>
           </w:rPr>
           <w:t>https://learningenglish.voanews.com/a/ask-a-teacher-sentences-and-statements/4650464.html</w:t>
         </w:r>
@@ -761,21 +603,16 @@
           <w:b/>
           <w:bCs/>
         </w:rPr>
-        <w:t>Download Server / Mirror</w:t>
+        <w:t>Source Type</w:t>
       </w:r>
       <w:r>
         <w:t xml:space="preserve">: </w:t>
       </w:r>
       <w:r>
-        <w:t>https://learningenglish.voanews.com [VOA Learning English Server]</w:t>
-      </w:r>
-      <w:r>
-        <w:rPr>
-          <w:rtl/>
-        </w:rPr>
-        <w:br/>
-      </w:r>
-      <w:r>
+        <w:t>Converted</w:t>
+      </w:r>
+      <w:r>
+        <w:br/>
         <w:t xml:space="preserve">* </w:t>
       </w:r>
       <w:r>
@@ -783,28 +620,52 @@
           <w:b/>
           <w:bCs/>
         </w:rPr>
-        <w:t>Download Method</w:t>
-      </w:r>
-      <w:r>
-        <w:t xml:space="preserve">: Web Tool: </w:t>
-      </w:r>
-      <w:proofErr w:type="spellStart"/>
-      <w:r>
-        <w:t>Sejda</w:t>
-      </w:r>
-      <w:proofErr w:type="spellEnd"/>
-      <w:r>
-        <w:t xml:space="preserve"> - HTML to PDF (https://www.sejda.com/html-to-pdf) [convert html to pdf]</w:t>
-      </w:r>
-      <w:r>
-        <w:br/>
-        <w:t xml:space="preserve">* </w:t>
-      </w:r>
-      <w:r>
-        <w:rPr>
-          <w:b/>
-        </w:rPr>
-        <w:t>Download Format</w:t>
+        <w:t>Source Nature:</w:t>
+      </w:r>
+      <w:r>
+        <w:t xml:space="preserve"> </w:t>
+      </w:r>
+      <w:r>
+        <w:t>D</w:t>
+      </w:r>
+      <w:r>
+        <w:t>igital</w:t>
+      </w:r>
+      <w:r>
+        <w:br/>
+        <w:t xml:space="preserve">* </w:t>
+      </w:r>
+      <w:r>
+        <w:rPr>
+          <w:b/>
+        </w:rPr>
+        <w:t>Storage Host</w:t>
+      </w:r>
+      <w:r>
+        <w:t>: https://learningenglish.voanews.com [VOA Learning English Server]</w:t>
+      </w:r>
+      <w:r>
+        <w:br/>
+        <w:t xml:space="preserve">* </w:t>
+      </w:r>
+      <w:r>
+        <w:rPr>
+          <w:b/>
+        </w:rPr>
+        <w:t>Acquisition Method</w:t>
+      </w:r>
+      <w:r>
+        <w:t>: Web Tool: Sejda - HTML to PDF (https://www.sejda.com/html-to-pdf) [convert html to pdf]</w:t>
+      </w:r>
+      <w:r>
+        <w:br/>
+        <w:t xml:space="preserve">* </w:t>
+      </w:r>
+      <w:r>
+        <w:rPr>
+          <w:b/>
+        </w:rPr>
+        <w:t>File Format</w:t>
       </w:r>
       <w:r>
         <w:t>: .pdf</w:t>
@@ -817,7 +678,7 @@
         <w:rPr>
           <w:b/>
         </w:rPr>
-        <w:t>Download Quality</w:t>
+        <w:t>Content Quality</w:t>
       </w:r>
       <w:r>
         <w:t>: High</w:t>
@@ -830,110 +691,36 @@
         <w:rPr>
           <w:b/>
         </w:rPr>
-        <w:t>Download Date</w:t>
+        <w:t>Acquisition Date</w:t>
       </w:r>
       <w:r>
         <w:t>: 7/17/2025</w:t>
       </w:r>
       <w:r>
         <w:br/>
-      </w:r>
-      <w:r>
-        <w:t xml:space="preserve">* </w:t>
-      </w:r>
-      <w:r>
-        <w:rPr>
-          <w:b/>
-        </w:rPr>
-        <w:t>Saved Location</w:t>
-      </w:r>
-      <w:r>
-        <w:t xml:space="preserve">: </w:t>
-      </w:r>
-      <w:proofErr w:type="spellStart"/>
-      <w:r>
-        <w:rPr>
-          <w:sz w:val="20"/>
-          <w:szCs w:val="20"/>
-        </w:rPr>
-        <w:t>StorageType</w:t>
-      </w:r>
-      <w:proofErr w:type="spellEnd"/>
-      <w:r>
-        <w:rPr>
-          <w:sz w:val="20"/>
-          <w:szCs w:val="20"/>
-        </w:rPr>
-        <w:t xml:space="preserve">: Cloud -&gt; Platform: GitHub -&gt; Account: </w:t>
-      </w:r>
-      <w:proofErr w:type="spellStart"/>
-      <w:r>
-        <w:rPr>
-          <w:sz w:val="20"/>
-          <w:szCs w:val="20"/>
-        </w:rPr>
-        <w:t>topicsscience</w:t>
-      </w:r>
-      <w:proofErr w:type="spellEnd"/>
-      <w:r>
-        <w:rPr>
-          <w:sz w:val="20"/>
-          <w:szCs w:val="20"/>
-        </w:rPr>
-        <w:t xml:space="preserve"> -&gt; Repository: </w:t>
-      </w:r>
-      <w:proofErr w:type="spellStart"/>
-      <w:r>
-        <w:rPr>
-          <w:sz w:val="20"/>
-          <w:szCs w:val="20"/>
-        </w:rPr>
-        <w:t>kingdomheartsknowledge</w:t>
-      </w:r>
-      <w:proofErr w:type="spellEnd"/>
-      <w:r>
-        <w:rPr>
-          <w:sz w:val="20"/>
-          <w:szCs w:val="20"/>
-        </w:rPr>
-        <w:t xml:space="preserve"> -&gt; Path: Knowledge/2-Science/1-Formal sciences</w:t>
-      </w:r>
-      <w:r>
-        <w:rPr>
-          <w:sz w:val="20"/>
-          <w:szCs w:val="20"/>
-        </w:rPr>
-        <w:t>/</w:t>
-      </w:r>
-      <w:r>
-        <w:rPr>
-          <w:sz w:val="20"/>
-          <w:szCs w:val="20"/>
-        </w:rPr>
-        <w:t>0-Intro to Formal sciences</w:t>
-      </w:r>
-      <w:r>
-        <w:rPr>
-          <w:sz w:val="20"/>
-          <w:szCs w:val="20"/>
-        </w:rPr>
-        <w:t>/..</w:t>
-      </w:r>
-      <w:r>
-        <w:rPr>
-          <w:sz w:val="20"/>
-          <w:szCs w:val="20"/>
-        </w:rPr>
-        <w:br/>
-      </w:r>
-      <w:r>
-        <w:t xml:space="preserve">* </w:t>
-      </w:r>
-      <w:r>
-        <w:rPr>
-          <w:b/>
-        </w:rPr>
-        <w:t>Notes:</w:t>
+        <w:t xml:space="preserve">* </w:t>
+      </w:r>
+      <w:r>
+        <w:rPr>
+          <w:b/>
+        </w:rPr>
+        <w:t>Storage Location</w:t>
+      </w:r>
+      <w:r>
+        <w:t>: StorageType: Cloud -&gt; Platform: GitHub -&gt; Account: topicsscience -&gt; Repository: kingdomheartsknowledge -&gt; Path: Knowledge/2-Science/1-Formal sciences/0-Intro to Formal sciences/..</w:t>
+      </w:r>
+      <w:r>
+        <w:br/>
+        <w:t xml:space="preserve">* </w:t>
+      </w:r>
+      <w:r>
+        <w:rPr>
+          <w:b/>
+        </w:rPr>
+        <w:t>Notes</w:t>
+      </w:r>
+      <w:r>
+        <w:t>:</w:t>
       </w:r>
     </w:p>
     <w:p>
@@ -966,101 +753,85 @@
         <w:rPr>
           <w:b/>
         </w:rPr>
-        <w:t>* Download Name</w:t>
+        <w:t xml:space="preserve">* Source ID: </w:t>
+      </w:r>
+      <w:r>
+        <w:rPr>
+          <w:bCs/>
+        </w:rPr>
+        <w:t>26</w:t>
+      </w:r>
+      <w:r>
+        <w:br/>
+      </w:r>
+      <w:r>
+        <w:t xml:space="preserve">* </w:t>
+      </w:r>
+      <w:r>
+        <w:rPr>
+          <w:b/>
+        </w:rPr>
+        <w:t>Content Title</w:t>
+      </w:r>
+      <w:r>
+        <w:t>: [The Axiomatic System_ Definition &amp; Properties - Lesson _ Study.com.html -&gt; The Axiomatic System_ Definition &amp; Properties - Lesson _ Study.com.pdf -&gt; The Axiomatic System - Definition &amp; Properties.pdf] [Multi Sources - The Axiomatic System - Definition &amp; Properties]</w:t>
+      </w:r>
+      <w:r>
+        <w:br/>
+        <w:t xml:space="preserve">* </w:t>
+      </w:r>
+      <w:r>
+        <w:rPr>
+          <w:b/>
+        </w:rPr>
+        <w:t>Content Type</w:t>
+      </w:r>
+      <w:r>
+        <w:t>: Document</w:t>
+      </w:r>
+      <w:r>
+        <w:br/>
+        <w:t xml:space="preserve">* </w:t>
+      </w:r>
+      <w:r>
+        <w:rPr>
+          <w:b/>
+        </w:rPr>
+        <w:t>Domain</w:t>
+      </w:r>
+      <w:r>
+        <w:t>: Educational</w:t>
+      </w:r>
+      <w:r>
+        <w:br/>
+        <w:t xml:space="preserve">* </w:t>
+      </w:r>
+      <w:r>
+        <w:rPr>
+          <w:b/>
+        </w:rPr>
+        <w:t>Source Platform</w:t>
+      </w:r>
+      <w:r>
+        <w:t>: Study.com (https://study.com)</w:t>
+      </w:r>
+      <w:r>
+        <w:br/>
+        <w:t xml:space="preserve">* </w:t>
+      </w:r>
+      <w:r>
+        <w:rPr>
+          <w:b/>
+        </w:rPr>
+        <w:t>Source Reference</w:t>
       </w:r>
       <w:r>
         <w:t xml:space="preserve">: </w:t>
       </w:r>
-      <w:r>
-        <w:t>[</w:t>
-      </w:r>
-      <w:r>
-        <w:t>The Axiomatic System_ Definition &amp; Properties - Lesson _ Study.com.html</w:t>
-      </w:r>
-      <w:r>
-        <w:t xml:space="preserve"> -&gt; </w:t>
-      </w:r>
-      <w:r>
-        <w:t>The Axiomatic System_ Definition &amp; Properties - Lesson _ Study.com</w:t>
-      </w:r>
-      <w:r>
-        <w:t>.pdf</w:t>
-      </w:r>
-      <w:r>
-        <w:t xml:space="preserve"> -&gt; </w:t>
-      </w:r>
-      <w:r>
-        <w:t>The Axiomatic System - Definition &amp; Properties.pdf</w:t>
-      </w:r>
-      <w:r>
-        <w:t>] [</w:t>
-      </w:r>
-      <w:r>
-        <w:t>Multi Sources - The Axiomatic System - Definition &amp; Properties</w:t>
-      </w:r>
-      <w:r>
-        <w:t>]</w:t>
-      </w:r>
-      <w:r>
-        <w:br/>
-        <w:t xml:space="preserve">* </w:t>
-      </w:r>
-      <w:r>
-        <w:rPr>
-          <w:b/>
-        </w:rPr>
-        <w:t>Download Type</w:t>
-      </w:r>
-      <w:r>
-        <w:t>: Document</w:t>
-      </w:r>
-      <w:r>
-        <w:br/>
-        <w:t xml:space="preserve">* </w:t>
-      </w:r>
-      <w:r>
-        <w:rPr>
-          <w:b/>
-        </w:rPr>
-        <w:t>Source Type</w:t>
-      </w:r>
-      <w:r>
-        <w:t>: Educational</w:t>
-      </w:r>
-      <w:r>
-        <w:br/>
-      </w:r>
-      <w:r>
-        <w:t xml:space="preserve">* </w:t>
-      </w:r>
-      <w:r>
-        <w:rPr>
-          <w:b/>
-          <w:bCs/>
-        </w:rPr>
-        <w:t>Source Platform</w:t>
-      </w:r>
-      <w:r>
-        <w:t>: Study.com (https://study.com)</w:t>
-      </w:r>
-      <w:r>
-        <w:br/>
-        <w:t xml:space="preserve">* </w:t>
-      </w:r>
-      <w:r>
-        <w:rPr>
-          <w:b/>
-        </w:rPr>
-        <w:t>Download Source</w:t>
-      </w:r>
-      <w:r>
-        <w:t xml:space="preserve">: </w:t>
-      </w:r>
-      <w:hyperlink r:id="rId9">
+      <w:hyperlink r:id="rId9" w:history="1">
         <w:r>
           <w:rPr>
-            <w:color w:val="1155CC"/>
-            <w:u w:val="single"/>
+            <w:rStyle w:val="Hyperlink"/>
           </w:rPr>
           <w:t>https://study.com/academy/lesson/the-axiomatic-system.html</w:t>
         </w:r>
@@ -1074,18 +845,16 @@
           <w:b/>
           <w:bCs/>
         </w:rPr>
-        <w:t>Download Server / Mirror</w:t>
+        <w:t>Source Type</w:t>
       </w:r>
       <w:r>
         <w:t xml:space="preserve">: </w:t>
       </w:r>
       <w:r>
-        <w:t>https://study.com [Study.com Server]</w:t>
-      </w:r>
-      <w:r>
-        <w:br/>
-      </w:r>
-      <w:r>
+        <w:t>Downloaded/Converted</w:t>
+      </w:r>
+      <w:r>
+        <w:br/>
         <w:t xml:space="preserve">* </w:t>
       </w:r>
       <w:r>
@@ -1093,57 +862,56 @@
           <w:b/>
           <w:bCs/>
         </w:rPr>
-        <w:t>Download Method</w:t>
-      </w:r>
-      <w:r>
-        <w:t>: Browser Extension: Save Page WE</w:t>
-      </w:r>
-      <w:r>
-        <w:t xml:space="preserve"> (</w:t>
-      </w:r>
-      <w:r>
-        <w:t>https://chromewebstore.google.com/detail/save-page-we/dhhpefjklgkmgeafimnjhojgjamoafof</w:t>
-      </w:r>
-      <w:r>
-        <w:t>)</w:t>
-      </w:r>
-      <w:r>
-        <w:t xml:space="preserve"> [Used to save the web page as an HTML file] -&gt; Application: </w:t>
-      </w:r>
-      <w:proofErr w:type="spellStart"/>
-      <w:r>
-        <w:t>PDFCrowd</w:t>
-      </w:r>
-      <w:proofErr w:type="spellEnd"/>
-      <w:r>
-        <w:t xml:space="preserve"> - </w:t>
-      </w:r>
-      <w:r>
-        <w:t>HTML to PDF (https://pdfcrowd.com/html-to-pdf/)</w:t>
-      </w:r>
-      <w:r>
-        <w:rPr>
-          <w:lang w:val="en-US"/>
-        </w:rPr>
+        <w:t>Source Nature:</w:t>
+      </w:r>
+      <w:r>
         <w:t xml:space="preserve"> </w:t>
       </w:r>
       <w:r>
-        <w:t xml:space="preserve"> [Used to convert the saved HTML file into a PDF document]</w:t>
-      </w:r>
-      <w:r>
-        <w:rPr>
-          <w:b/>
-        </w:rPr>
-        <w:br/>
-      </w:r>
-      <w:r>
-        <w:t xml:space="preserve">* </w:t>
-      </w:r>
-      <w:r>
-        <w:rPr>
-          <w:b/>
-        </w:rPr>
-        <w:t>Download Format</w:t>
+        <w:t>D</w:t>
+      </w:r>
+      <w:r>
+        <w:t>igital</w:t>
+      </w:r>
+      <w:r>
+        <w:br/>
+        <w:t xml:space="preserve">* </w:t>
+      </w:r>
+      <w:r>
+        <w:rPr>
+          <w:b/>
+        </w:rPr>
+        <w:t>Storage Host</w:t>
+      </w:r>
+      <w:r>
+        <w:t>: https://study.com [Study.com Server]</w:t>
+      </w:r>
+      <w:r>
+        <w:br/>
+        <w:t xml:space="preserve">* </w:t>
+      </w:r>
+      <w:r>
+        <w:rPr>
+          <w:b/>
+        </w:rPr>
+        <w:t>Acquisition Method</w:t>
+      </w:r>
+      <w:r>
+        <w:t>: Browser Extension: Save Page WE (https://chromewebstore.google.com/detail/save-page-</w:t>
+      </w:r>
+      <w:r>
+        <w:lastRenderedPageBreak/>
+        <w:t>we/dhhpefjklgkmgeafimnjhojgjamoafof) [Used to save the web page as an HTML file] -&gt; Application: PDFCrowd - HTML to PDF (https://pdfcrowd.com/html-to-pdf/)  [Used to convert the saved HTML file into a PDF document]</w:t>
+      </w:r>
+      <w:r>
+        <w:br/>
+        <w:t xml:space="preserve">* </w:t>
+      </w:r>
+      <w:r>
+        <w:rPr>
+          <w:b/>
+        </w:rPr>
+        <w:t>File Format</w:t>
       </w:r>
       <w:r>
         <w:t>: .pdf</w:t>
@@ -1156,7 +924,7 @@
         <w:rPr>
           <w:b/>
         </w:rPr>
-        <w:t>Download Quality</w:t>
+        <w:t>Content Quality</w:t>
       </w:r>
       <w:r>
         <w:t>: Medium</w:t>
@@ -1169,126 +937,45 @@
         <w:rPr>
           <w:b/>
         </w:rPr>
-        <w:t>Download Date</w:t>
+        <w:t>Acquisition Date</w:t>
       </w:r>
       <w:r>
         <w:t>: 7/17/2025</w:t>
       </w:r>
       <w:r>
         <w:br/>
-      </w:r>
-      <w:r>
-        <w:t xml:space="preserve">* </w:t>
-      </w:r>
-      <w:r>
-        <w:rPr>
-          <w:b/>
-        </w:rPr>
-        <w:t>Saved Location</w:t>
-      </w:r>
-      <w:r>
-        <w:t xml:space="preserve">: </w:t>
-      </w:r>
-      <w:proofErr w:type="spellStart"/>
-      <w:r>
+        <w:t xml:space="preserve">* </w:t>
+      </w:r>
+      <w:r>
+        <w:rPr>
+          <w:b/>
+        </w:rPr>
+        <w:t>Storage Location</w:t>
+      </w:r>
+      <w:r>
+        <w:t>: StorageType: Cloud -&gt; Platform: GitHub -&gt; Account: topicsscience -&gt; Repository: kingdomheartsknowledge -&gt; Path: Knowledge/2-Science/1-Formal sciences/0-Intro to Formal sciences/..</w:t>
+      </w:r>
+      <w:r>
+        <w:br/>
+        <w:t xml:space="preserve">* </w:t>
+      </w:r>
+      <w:r>
+        <w:rPr>
+          <w:b/>
+        </w:rPr>
+        <w:t>Notes</w:t>
+      </w:r>
+      <w:r>
+        <w:t>:</w:t>
+      </w:r>
+    </w:p>
+    <w:p>
+      <w:pPr>
         <w:rPr>
           <w:sz w:val="20"/>
           <w:szCs w:val="20"/>
         </w:rPr>
-        <w:t>StorageType</w:t>
-      </w:r>
-      <w:proofErr w:type="spellEnd"/>
-      <w:r>
-        <w:rPr>
-          <w:sz w:val="20"/>
-          <w:szCs w:val="20"/>
-        </w:rPr>
-        <w:t xml:space="preserve">: Cloud -&gt; Platform: GitHub -&gt; Account: </w:t>
-      </w:r>
-      <w:proofErr w:type="spellStart"/>
-      <w:r>
-        <w:rPr>
-          <w:sz w:val="20"/>
-          <w:szCs w:val="20"/>
-        </w:rPr>
-        <w:t>topicsscience</w:t>
-      </w:r>
-      <w:proofErr w:type="spellEnd"/>
-      <w:r>
-        <w:rPr>
-          <w:sz w:val="20"/>
-          <w:szCs w:val="20"/>
-        </w:rPr>
-        <w:t xml:space="preserve"> -&gt; Repository: </w:t>
-      </w:r>
-      <w:proofErr w:type="spellStart"/>
-      <w:r>
-        <w:rPr>
-          <w:sz w:val="20"/>
-          <w:szCs w:val="20"/>
-        </w:rPr>
-        <w:t>kingdomheartsknowledge</w:t>
-      </w:r>
-      <w:proofErr w:type="spellEnd"/>
-      <w:r>
-        <w:rPr>
-          <w:sz w:val="20"/>
-          <w:szCs w:val="20"/>
-        </w:rPr>
-        <w:t xml:space="preserve"> -&gt; Path: Knowledge/2-Science/1-Formal sciences</w:t>
-      </w:r>
-      <w:r>
-        <w:rPr>
-          <w:sz w:val="20"/>
-          <w:szCs w:val="20"/>
-        </w:rPr>
-        <w:t>/</w:t>
-      </w:r>
-      <w:r>
-        <w:rPr>
-          <w:sz w:val="20"/>
-          <w:szCs w:val="20"/>
-        </w:rPr>
-        <w:t>0-Intro to Formal sciences</w:t>
-      </w:r>
-      <w:r>
-        <w:rPr>
-          <w:sz w:val="20"/>
-          <w:szCs w:val="20"/>
-        </w:rPr>
-        <w:t>/..</w:t>
-      </w:r>
-      <w:r>
-        <w:rPr>
-          <w:sz w:val="20"/>
-          <w:szCs w:val="20"/>
-        </w:rPr>
-        <w:br/>
-      </w:r>
-      <w:r>
-        <w:t xml:space="preserve">* </w:t>
-      </w:r>
-      <w:r>
-        <w:rPr>
-          <w:b/>
-        </w:rPr>
-        <w:t>Notes:</w:t>
-      </w:r>
-    </w:p>
-    <w:p>
-      <w:pPr>
-        <w:rPr>
-          <w:sz w:val="20"/>
-          <w:szCs w:val="20"/>
-        </w:rPr>
-      </w:pPr>
-      <w:r>
-        <w:rPr>
-          <w:sz w:val="20"/>
-          <w:szCs w:val="20"/>
-        </w:rPr>
-        <w:br w:type="page"/>
-      </w:r>
+      </w:pPr>
     </w:p>
     <w:p>
       <w:pPr>
@@ -1303,105 +990,91 @@
         <w:rPr>
           <w:b/>
         </w:rPr>
-        <w:lastRenderedPageBreak/>
-        <w:t>* Download Name</w:t>
+        <w:t xml:space="preserve">* Source ID: </w:t>
+      </w:r>
+      <w:r>
+        <w:rPr>
+          <w:bCs/>
+        </w:rPr>
+        <w:t>2</w:t>
+      </w:r>
+      <w:r>
+        <w:rPr>
+          <w:bCs/>
+        </w:rPr>
+        <w:t>7</w:t>
+      </w:r>
+      <w:r>
+        <w:br/>
+      </w:r>
+      <w:r>
+        <w:t xml:space="preserve">* </w:t>
+      </w:r>
+      <w:r>
+        <w:rPr>
+          <w:b/>
+        </w:rPr>
+        <w:t>Content Title</w:t>
+      </w:r>
+      <w:r>
+        <w:t>: [Theorem _ Meaning, Types &amp; Examples - Lesson _ Study.com.html -&gt; Theorem _ Meaning, Types &amp; Examples - Lesson _ Study.com.pdf -&gt; Theorem - Meaning, Types &amp; Examples.pdf] [Multi Sources - Theorem - Meaning, Types &amp; Examples]</w:t>
+      </w:r>
+      <w:r>
+        <w:br/>
+        <w:t xml:space="preserve">* </w:t>
+      </w:r>
+      <w:r>
+        <w:rPr>
+          <w:b/>
+        </w:rPr>
+        <w:t>Content Type</w:t>
+      </w:r>
+      <w:r>
+        <w:t>: Document</w:t>
+      </w:r>
+      <w:r>
+        <w:br/>
+        <w:t xml:space="preserve">* </w:t>
+      </w:r>
+      <w:r>
+        <w:rPr>
+          <w:b/>
+        </w:rPr>
+        <w:t>Domain</w:t>
+      </w:r>
+      <w:r>
+        <w:t>: Educational</w:t>
+      </w:r>
+      <w:r>
+        <w:br/>
+        <w:t xml:space="preserve">* </w:t>
+      </w:r>
+      <w:r>
+        <w:rPr>
+          <w:b/>
+        </w:rPr>
+        <w:t>Source Platform</w:t>
+      </w:r>
+      <w:r>
+        <w:t>: Study.com (https://study.com)</w:t>
+      </w:r>
+      <w:r>
+        <w:br/>
+        <w:t xml:space="preserve">* </w:t>
+      </w:r>
+      <w:r>
+        <w:rPr>
+          <w:b/>
+        </w:rPr>
+        <w:t>Source Reference</w:t>
       </w:r>
       <w:r>
         <w:t xml:space="preserve">: </w:t>
       </w:r>
-      <w:r>
-        <w:t>[</w:t>
-      </w:r>
-      <w:r>
-        <w:t>Theorem _ Meaning, Types &amp; Examples - Lesson _ Study.com.html</w:t>
-      </w:r>
-      <w:r>
-        <w:t xml:space="preserve"> -&gt; </w:t>
-      </w:r>
-      <w:r>
-        <w:t>Theorem _ Meaning, Types &amp; Examples - Lesson _ Study.com</w:t>
-      </w:r>
-      <w:r>
-        <w:t>.pdf</w:t>
-      </w:r>
-      <w:r>
-        <w:t xml:space="preserve"> -&gt; </w:t>
-      </w:r>
-      <w:r>
-        <w:t>Theorem - Meaning, Types &amp; Examples.pdf</w:t>
-      </w:r>
-      <w:r>
-        <w:t>] [</w:t>
-      </w:r>
-      <w:r>
-        <w:t>Multi Sources - Theorem - Meaning, Types &amp; Examples</w:t>
-      </w:r>
-      <w:r>
-        <w:t>]</w:t>
-      </w:r>
-      <w:r>
-        <w:br/>
-        <w:t xml:space="preserve">* </w:t>
-      </w:r>
-      <w:r>
-        <w:rPr>
-          <w:b/>
-        </w:rPr>
-        <w:t>Download Type</w:t>
-      </w:r>
-      <w:r>
-        <w:t>: Document</w:t>
-      </w:r>
-      <w:r>
-        <w:br/>
-        <w:t xml:space="preserve">* </w:t>
-      </w:r>
-      <w:r>
-        <w:rPr>
-          <w:b/>
-        </w:rPr>
-        <w:t>Source Type</w:t>
-      </w:r>
-      <w:r>
-        <w:t>: Educational</w:t>
-      </w:r>
-      <w:r>
-        <w:br/>
-      </w:r>
-      <w:r>
-        <w:t xml:space="preserve">* </w:t>
-      </w:r>
-      <w:r>
-        <w:rPr>
-          <w:b/>
-          <w:bCs/>
-        </w:rPr>
-        <w:t>Source Platform</w:t>
-      </w:r>
-      <w:r>
-        <w:t>: Study.com (https://study.com)</w:t>
-      </w:r>
-      <w:r>
-        <w:br/>
-        <w:t xml:space="preserve">* </w:t>
-      </w:r>
-      <w:r>
-        <w:rPr>
-          <w:b/>
-        </w:rPr>
-        <w:t>Download Source</w:t>
-      </w:r>
-      <w:r>
-        <w:t xml:space="preserve">: </w:t>
-      </w:r>
-      <w:hyperlink r:id="rId10">
+      <w:hyperlink r:id="rId10" w:history="1">
         <w:r>
           <w:rPr>
-            <w:b/>
-            <w:color w:val="1155CC"/>
-            <w:sz w:val="16"/>
-            <w:szCs w:val="16"/>
-            <w:u w:val="single"/>
+            <w:rStyle w:val="Hyperlink"/>
           </w:rPr>
           <w:t>https://study.com/academy/lesson/what-is-a-theorem-definition-examples.html</w:t>
         </w:r>
@@ -1415,18 +1088,16 @@
           <w:b/>
           <w:bCs/>
         </w:rPr>
-        <w:t>Download Server / Mirror</w:t>
+        <w:t>Source Type</w:t>
       </w:r>
       <w:r>
         <w:t xml:space="preserve">: </w:t>
       </w:r>
       <w:r>
-        <w:t>https://study.com [Study.com Server]</w:t>
-      </w:r>
-      <w:r>
-        <w:br/>
-      </w:r>
-      <w:r>
+        <w:t>Downloaded/Converted</w:t>
+      </w:r>
+      <w:r>
+        <w:br/>
         <w:t xml:space="preserve">* </w:t>
       </w:r>
       <w:r>
@@ -1434,57 +1105,52 @@
           <w:b/>
           <w:bCs/>
         </w:rPr>
-        <w:t>Download Method</w:t>
-      </w:r>
-      <w:r>
-        <w:t>: Browser Extension: Save Page WE</w:t>
-      </w:r>
-      <w:r>
-        <w:t xml:space="preserve"> (</w:t>
-      </w:r>
-      <w:r>
-        <w:t>https://chromewebstore.google.com/detail/save-page-we/dhhpefjklgkmgeafimnjhojgjamoafof</w:t>
-      </w:r>
-      <w:r>
-        <w:t>)</w:t>
-      </w:r>
-      <w:r>
-        <w:t xml:space="preserve"> [Used to save the web page as an HTML file] -&gt; Application: </w:t>
-      </w:r>
-      <w:proofErr w:type="spellStart"/>
-      <w:r>
-        <w:t>PDFCrowd</w:t>
-      </w:r>
-      <w:proofErr w:type="spellEnd"/>
-      <w:r>
-        <w:t xml:space="preserve"> - </w:t>
-      </w:r>
-      <w:r>
-        <w:t>HTML to PDF (https://pdfcrowd.com/html-to-pdf/)</w:t>
-      </w:r>
-      <w:r>
-        <w:rPr>
-          <w:lang w:val="en-US"/>
-        </w:rPr>
+        <w:t>Source Nature:</w:t>
+      </w:r>
+      <w:r>
         <w:t xml:space="preserve"> </w:t>
       </w:r>
       <w:r>
-        <w:t xml:space="preserve"> [Used to convert the saved HTML file into a PDF document]</w:t>
-      </w:r>
-      <w:r>
-        <w:rPr>
-          <w:b/>
-        </w:rPr>
-        <w:br/>
-      </w:r>
-      <w:r>
-        <w:t xml:space="preserve">* </w:t>
-      </w:r>
-      <w:r>
-        <w:rPr>
-          <w:b/>
-        </w:rPr>
-        <w:t>Download Format</w:t>
+        <w:t>D</w:t>
+      </w:r>
+      <w:r>
+        <w:t>igital</w:t>
+      </w:r>
+      <w:r>
+        <w:br/>
+        <w:t xml:space="preserve">* </w:t>
+      </w:r>
+      <w:r>
+        <w:rPr>
+          <w:b/>
+        </w:rPr>
+        <w:t>Storage Host</w:t>
+      </w:r>
+      <w:r>
+        <w:t>: https://study.com [Study.com Server]</w:t>
+      </w:r>
+      <w:r>
+        <w:br/>
+        <w:t xml:space="preserve">* </w:t>
+      </w:r>
+      <w:r>
+        <w:rPr>
+          <w:b/>
+        </w:rPr>
+        <w:t>Acquisition Method</w:t>
+      </w:r>
+      <w:r>
+        <w:t>: Browser Extension: Save Page WE (https://chromewebstore.google.com/detail/save-page-we/dhhpefjklgkmgeafimnjhojgjamoafof) [Used to save the web page as an HTML file] -&gt; Application: PDFCrowd - HTML to PDF (https://pdfcrowd.com/html-to-pdf/)  [Used to convert the saved HTML file into a PDF document]</w:t>
+      </w:r>
+      <w:r>
+        <w:br/>
+        <w:t xml:space="preserve">* </w:t>
+      </w:r>
+      <w:r>
+        <w:rPr>
+          <w:b/>
+        </w:rPr>
+        <w:t>File Format</w:t>
       </w:r>
       <w:r>
         <w:t>: .pdf</w:t>
@@ -1497,7 +1163,7 @@
         <w:rPr>
           <w:b/>
         </w:rPr>
-        <w:t>Download Quality</w:t>
+        <w:t>Content Quality</w:t>
       </w:r>
       <w:r>
         <w:t>: Medium</w:t>
@@ -1510,110 +1176,36 @@
         <w:rPr>
           <w:b/>
         </w:rPr>
-        <w:t>Download Date</w:t>
+        <w:t>Acquisition Date</w:t>
       </w:r>
       <w:r>
         <w:t>: 7/17/2025</w:t>
       </w:r>
       <w:r>
         <w:br/>
-      </w:r>
-      <w:r>
-        <w:t xml:space="preserve">* </w:t>
-      </w:r>
-      <w:r>
-        <w:rPr>
-          <w:b/>
-        </w:rPr>
-        <w:t>Saved Location</w:t>
-      </w:r>
-      <w:r>
-        <w:t xml:space="preserve">: </w:t>
-      </w:r>
-      <w:proofErr w:type="spellStart"/>
-      <w:r>
-        <w:rPr>
-          <w:sz w:val="20"/>
-          <w:szCs w:val="20"/>
-        </w:rPr>
-        <w:t>StorageType</w:t>
-      </w:r>
-      <w:proofErr w:type="spellEnd"/>
-      <w:r>
-        <w:rPr>
-          <w:sz w:val="20"/>
-          <w:szCs w:val="20"/>
-        </w:rPr>
-        <w:t xml:space="preserve">: Cloud -&gt; Platform: GitHub -&gt; Account: </w:t>
-      </w:r>
-      <w:proofErr w:type="spellStart"/>
-      <w:r>
-        <w:rPr>
-          <w:sz w:val="20"/>
-          <w:szCs w:val="20"/>
-        </w:rPr>
-        <w:t>topicsscience</w:t>
-      </w:r>
-      <w:proofErr w:type="spellEnd"/>
-      <w:r>
-        <w:rPr>
-          <w:sz w:val="20"/>
-          <w:szCs w:val="20"/>
-        </w:rPr>
-        <w:t xml:space="preserve"> -&gt; Repository: </w:t>
-      </w:r>
-      <w:proofErr w:type="spellStart"/>
-      <w:r>
-        <w:rPr>
-          <w:sz w:val="20"/>
-          <w:szCs w:val="20"/>
-        </w:rPr>
-        <w:t>kingdomheartsknowledge</w:t>
-      </w:r>
-      <w:proofErr w:type="spellEnd"/>
-      <w:r>
-        <w:rPr>
-          <w:sz w:val="20"/>
-          <w:szCs w:val="20"/>
-        </w:rPr>
-        <w:t xml:space="preserve"> -&gt; Path: Knowledge/2-Science/1-Formal sciences</w:t>
-      </w:r>
-      <w:r>
-        <w:rPr>
-          <w:sz w:val="20"/>
-          <w:szCs w:val="20"/>
-        </w:rPr>
-        <w:t>/</w:t>
-      </w:r>
-      <w:r>
-        <w:rPr>
-          <w:sz w:val="20"/>
-          <w:szCs w:val="20"/>
-        </w:rPr>
-        <w:t>0-Intro to Formal sciences</w:t>
-      </w:r>
-      <w:r>
-        <w:rPr>
-          <w:sz w:val="20"/>
-          <w:szCs w:val="20"/>
-        </w:rPr>
-        <w:t>/..</w:t>
-      </w:r>
-      <w:r>
-        <w:rPr>
-          <w:sz w:val="20"/>
-          <w:szCs w:val="20"/>
-        </w:rPr>
-        <w:br/>
-      </w:r>
-      <w:r>
-        <w:t xml:space="preserve">* </w:t>
-      </w:r>
-      <w:r>
-        <w:rPr>
-          <w:b/>
-        </w:rPr>
-        <w:t>Notes:</w:t>
+        <w:t xml:space="preserve">* </w:t>
+      </w:r>
+      <w:r>
+        <w:rPr>
+          <w:b/>
+        </w:rPr>
+        <w:t>Storage Location</w:t>
+      </w:r>
+      <w:r>
+        <w:t>: StorageType: Cloud -&gt; Platform: GitHub -&gt; Account: topicsscience -&gt; Repository: kingdomheartsknowledge -&gt; Path: Knowledge/2-Science/1-Formal sciences/0-Intro to Formal sciences/..</w:t>
+      </w:r>
+      <w:r>
+        <w:br/>
+        <w:t xml:space="preserve">* </w:t>
+      </w:r>
+      <w:r>
+        <w:rPr>
+          <w:b/>
+        </w:rPr>
+        <w:t>Notes</w:t>
+      </w:r>
+      <w:r>
+        <w:t>:</w:t>
       </w:r>
     </w:p>
     <w:sectPr>
